--- a/Final/4. Các tài liệu trong chương 6/Post_Implementation_Survey-v2.docx
+++ b/Final/4. Các tài liệu trong chương 6/Post_Implementation_Survey-v2.docx
@@ -4,333 +4,9 @@
   <w:body>
     <w:p>
       <w:pPr>
+        <w:pStyle w:val="u1"/>
+        <w:spacing w:before="240" w:after="80"/>
         <w:jc w:val="center"/>
-        <w:rPr>
-          <w:rFonts w:ascii="Times New Roman" w:hAnsi="Times New Roman" w:cs="Times New Roman"/>
-        </w:rPr>
-      </w:pPr>
-      <w:r>
-        <w:rPr>
-          <w:rFonts w:ascii="Times New Roman" w:hAnsi="Times New Roman" w:cs="Times New Roman"/>
-          <w:b/>
-          <w:sz w:val="28"/>
-          <w:szCs w:val="28"/>
-        </w:rPr>
-        <w:t>PHIẾU KHẢO SÁT ĐÁNH GIÁ SỬ DỤNG HỆ THỐNG SAU TRIỂN KHAI</w:t>
-      </w:r>
-      <w:r>
-        <w:rPr>
-          <w:rFonts w:ascii="Times New Roman" w:hAnsi="Times New Roman" w:cs="Times New Roman"/>
-          <w:b/>
-          <w:sz w:val="30"/>
-        </w:rPr>
-        <w:br/>
-        <w:t>(POST IMPLEMENTATION SURVEY - V2.0)</w:t>
-      </w:r>
-    </w:p>
-    <w:tbl>
-      <w:tblPr>
-        <w:tblW w:w="0" w:type="auto"/>
-        <w:jc w:val="center"/>
-        <w:tblBorders>
-          <w:top w:val="single" w:sz="4" w:space="0" w:color="auto"/>
-          <w:left w:val="single" w:sz="4" w:space="0" w:color="auto"/>
-          <w:bottom w:val="single" w:sz="4" w:space="0" w:color="auto"/>
-          <w:right w:val="single" w:sz="4" w:space="0" w:color="auto"/>
-          <w:insideH w:val="single" w:sz="4" w:space="0" w:color="auto"/>
-          <w:insideV w:val="single" w:sz="4" w:space="0" w:color="auto"/>
-        </w:tblBorders>
-        <w:tblLook w:val="04A0" w:firstRow="1" w:lastRow="0" w:firstColumn="1" w:lastColumn="0" w:noHBand="0" w:noVBand="1"/>
-      </w:tblPr>
-      <w:tblGrid>
-        <w:gridCol w:w="2124"/>
-        <w:gridCol w:w="7236"/>
-      </w:tblGrid>
-      <w:tr>
-        <w:trPr>
-          <w:jc w:val="center"/>
-        </w:trPr>
-        <w:tc>
-          <w:tcPr>
-            <w:tcW w:w="2124" w:type="dxa"/>
-            <w:shd w:val="clear" w:color="auto" w:fill="F2F4F7"/>
-            <w:tcMar>
-              <w:top w:w="100" w:type="dxa"/>
-              <w:left w:w="140" w:type="dxa"/>
-              <w:bottom w:w="100" w:type="dxa"/>
-              <w:right w:w="140" w:type="dxa"/>
-            </w:tcMar>
-          </w:tcPr>
-          <w:p>
-            <w:pPr>
-              <w:spacing w:after="0" w:line="240" w:lineRule="auto"/>
-              <w:rPr>
-                <w:rFonts w:ascii="Times New Roman" w:hAnsi="Times New Roman" w:cs="Times New Roman"/>
-                <w:sz w:val="32"/>
-                <w:szCs w:val="32"/>
-              </w:rPr>
-            </w:pPr>
-            <w:r>
-              <w:rPr>
-                <w:rFonts w:ascii="Times New Roman" w:hAnsi="Times New Roman" w:cs="Times New Roman"/>
-                <w:sz w:val="32"/>
-                <w:szCs w:val="32"/>
-              </w:rPr>
-              <w:t>Sản phẩm / Hệ thống:</w:t>
-            </w:r>
-          </w:p>
-        </w:tc>
-        <w:tc>
-          <w:tcPr>
-            <w:tcW w:w="7236" w:type="dxa"/>
-            <w:shd w:val="clear" w:color="auto" w:fill="F2F4F7"/>
-            <w:tcMar>
-              <w:top w:w="100" w:type="dxa"/>
-              <w:left w:w="140" w:type="dxa"/>
-              <w:bottom w:w="100" w:type="dxa"/>
-              <w:right w:w="140" w:type="dxa"/>
-            </w:tcMar>
-          </w:tcPr>
-          <w:p>
-            <w:pPr>
-              <w:spacing w:after="0" w:line="240" w:lineRule="auto"/>
-              <w:rPr>
-                <w:rFonts w:ascii="Times New Roman" w:hAnsi="Times New Roman" w:cs="Times New Roman"/>
-                <w:sz w:val="32"/>
-                <w:szCs w:val="32"/>
-              </w:rPr>
-            </w:pPr>
-            <w:r>
-              <w:rPr>
-                <w:rFonts w:ascii="Times New Roman" w:hAnsi="Times New Roman" w:cs="Times New Roman"/>
-                <w:sz w:val="32"/>
-                <w:szCs w:val="32"/>
-              </w:rPr>
-              <w:t>Hệ thống bán hàng online ABC Wear (Web Selling Site)</w:t>
-            </w:r>
-          </w:p>
-        </w:tc>
-      </w:tr>
-      <w:tr>
-        <w:trPr>
-          <w:jc w:val="center"/>
-        </w:trPr>
-        <w:tc>
-          <w:tcPr>
-            <w:tcW w:w="2124" w:type="dxa"/>
-            <w:shd w:val="clear" w:color="auto" w:fill="FFFFFF"/>
-            <w:tcMar>
-              <w:top w:w="100" w:type="dxa"/>
-              <w:left w:w="140" w:type="dxa"/>
-              <w:bottom w:w="100" w:type="dxa"/>
-              <w:right w:w="140" w:type="dxa"/>
-            </w:tcMar>
-          </w:tcPr>
-          <w:p>
-            <w:pPr>
-              <w:spacing w:after="0" w:line="240" w:lineRule="auto"/>
-              <w:rPr>
-                <w:rFonts w:ascii="Times New Roman" w:hAnsi="Times New Roman" w:cs="Times New Roman"/>
-                <w:sz w:val="32"/>
-                <w:szCs w:val="32"/>
-              </w:rPr>
-            </w:pPr>
-            <w:r>
-              <w:rPr>
-                <w:rFonts w:ascii="Times New Roman" w:hAnsi="Times New Roman" w:cs="Times New Roman"/>
-                <w:sz w:val="32"/>
-                <w:szCs w:val="32"/>
-              </w:rPr>
-              <w:t>Đối tượng khảo sát:</w:t>
-            </w:r>
-          </w:p>
-        </w:tc>
-        <w:tc>
-          <w:tcPr>
-            <w:tcW w:w="7236" w:type="dxa"/>
-            <w:shd w:val="clear" w:color="auto" w:fill="FFFFFF"/>
-            <w:tcMar>
-              <w:top w:w="100" w:type="dxa"/>
-              <w:left w:w="140" w:type="dxa"/>
-              <w:bottom w:w="100" w:type="dxa"/>
-              <w:right w:w="140" w:type="dxa"/>
-            </w:tcMar>
-          </w:tcPr>
-          <w:p>
-            <w:pPr>
-              <w:spacing w:after="0" w:line="240" w:lineRule="auto"/>
-              <w:rPr>
-                <w:rFonts w:ascii="Times New Roman" w:hAnsi="Times New Roman" w:cs="Times New Roman"/>
-                <w:sz w:val="32"/>
-                <w:szCs w:val="32"/>
-              </w:rPr>
-            </w:pPr>
-            <w:r>
-              <w:rPr>
-                <w:rFonts w:ascii="Times New Roman" w:hAnsi="Times New Roman" w:cs="Times New Roman"/>
-                <w:sz w:val="32"/>
-                <w:szCs w:val="32"/>
-              </w:rPr>
-              <w:t>Ban Lãnh đạo, Bộ phận Kinh doanh, Vận hành OPS &amp; Khách hàng Key Users</w:t>
-            </w:r>
-          </w:p>
-        </w:tc>
-      </w:tr>
-      <w:tr>
-        <w:trPr>
-          <w:jc w:val="center"/>
-        </w:trPr>
-        <w:tc>
-          <w:tcPr>
-            <w:tcW w:w="2124" w:type="dxa"/>
-            <w:shd w:val="clear" w:color="auto" w:fill="F2F4F7"/>
-            <w:tcMar>
-              <w:top w:w="100" w:type="dxa"/>
-              <w:left w:w="140" w:type="dxa"/>
-              <w:bottom w:w="100" w:type="dxa"/>
-              <w:right w:w="140" w:type="dxa"/>
-            </w:tcMar>
-          </w:tcPr>
-          <w:p>
-            <w:pPr>
-              <w:spacing w:after="0" w:line="240" w:lineRule="auto"/>
-              <w:rPr>
-                <w:rFonts w:ascii="Times New Roman" w:hAnsi="Times New Roman" w:cs="Times New Roman"/>
-                <w:sz w:val="32"/>
-                <w:szCs w:val="32"/>
-              </w:rPr>
-            </w:pPr>
-            <w:r>
-              <w:rPr>
-                <w:rFonts w:ascii="Times New Roman" w:hAnsi="Times New Roman" w:cs="Times New Roman"/>
-                <w:sz w:val="32"/>
-                <w:szCs w:val="32"/>
-              </w:rPr>
-              <w:t>Thời điểm khảo sát:</w:t>
-            </w:r>
-          </w:p>
-        </w:tc>
-        <w:tc>
-          <w:tcPr>
-            <w:tcW w:w="7236" w:type="dxa"/>
-            <w:shd w:val="clear" w:color="auto" w:fill="F2F4F7"/>
-            <w:tcMar>
-              <w:top w:w="100" w:type="dxa"/>
-              <w:left w:w="140" w:type="dxa"/>
-              <w:bottom w:w="100" w:type="dxa"/>
-              <w:right w:w="140" w:type="dxa"/>
-            </w:tcMar>
-          </w:tcPr>
-          <w:p>
-            <w:pPr>
-              <w:spacing w:after="0" w:line="240" w:lineRule="auto"/>
-              <w:rPr>
-                <w:rFonts w:ascii="Times New Roman" w:hAnsi="Times New Roman" w:cs="Times New Roman"/>
-                <w:sz w:val="32"/>
-                <w:szCs w:val="32"/>
-              </w:rPr>
-            </w:pPr>
-            <w:r>
-              <w:rPr>
-                <w:rFonts w:ascii="Times New Roman" w:hAnsi="Times New Roman" w:cs="Times New Roman"/>
-                <w:sz w:val="32"/>
-                <w:szCs w:val="32"/>
-              </w:rPr>
-              <w:t>Sau Mốc Go-live 01/10/2026 &amp; Kết thúc Hypercare 30/10/2026</w:t>
-            </w:r>
-          </w:p>
-        </w:tc>
-      </w:tr>
-      <w:tr>
-        <w:trPr>
-          <w:jc w:val="center"/>
-        </w:trPr>
-        <w:tc>
-          <w:tcPr>
-            <w:tcW w:w="2124" w:type="dxa"/>
-            <w:shd w:val="clear" w:color="auto" w:fill="FFFFFF"/>
-            <w:tcMar>
-              <w:top w:w="100" w:type="dxa"/>
-              <w:left w:w="140" w:type="dxa"/>
-              <w:bottom w:w="100" w:type="dxa"/>
-              <w:right w:w="140" w:type="dxa"/>
-            </w:tcMar>
-          </w:tcPr>
-          <w:p>
-            <w:pPr>
-              <w:spacing w:after="0" w:line="240" w:lineRule="auto"/>
-              <w:rPr>
-                <w:rFonts w:ascii="Times New Roman" w:hAnsi="Times New Roman" w:cs="Times New Roman"/>
-                <w:sz w:val="32"/>
-                <w:szCs w:val="32"/>
-              </w:rPr>
-            </w:pPr>
-            <w:r>
-              <w:rPr>
-                <w:rFonts w:ascii="Times New Roman" w:hAnsi="Times New Roman" w:cs="Times New Roman"/>
-                <w:sz w:val="32"/>
-                <w:szCs w:val="32"/>
-              </w:rPr>
-              <w:t>Đơn vị thực hiện đánh giá:</w:t>
-            </w:r>
-          </w:p>
-        </w:tc>
-        <w:tc>
-          <w:tcPr>
-            <w:tcW w:w="7236" w:type="dxa"/>
-            <w:shd w:val="clear" w:color="auto" w:fill="FFFFFF"/>
-            <w:tcMar>
-              <w:top w:w="100" w:type="dxa"/>
-              <w:left w:w="140" w:type="dxa"/>
-              <w:bottom w:w="100" w:type="dxa"/>
-              <w:right w:w="140" w:type="dxa"/>
-            </w:tcMar>
-          </w:tcPr>
-          <w:p>
-            <w:pPr>
-              <w:spacing w:after="0" w:line="240" w:lineRule="auto"/>
-              <w:rPr>
-                <w:rFonts w:ascii="Times New Roman" w:hAnsi="Times New Roman" w:cs="Times New Roman"/>
-                <w:sz w:val="32"/>
-                <w:szCs w:val="32"/>
-              </w:rPr>
-            </w:pPr>
-            <w:r>
-              <w:rPr>
-                <w:rFonts w:ascii="Times New Roman" w:hAnsi="Times New Roman" w:cs="Times New Roman"/>
-                <w:sz w:val="32"/>
-                <w:szCs w:val="32"/>
-              </w:rPr>
-              <w:t>Phòng Kiểm soát chất lượng ABC Wear &amp; PM Nguyễn Đức Tân (Nhóm 09)</w:t>
-            </w:r>
-          </w:p>
-        </w:tc>
-      </w:tr>
-    </w:tbl>
-    <w:p>
-      <w:pPr>
-        <w:pStyle w:val="u1"/>
-        <w:spacing w:line="240" w:lineRule="auto"/>
-        <w:rPr>
-          <w:rFonts w:ascii="Times New Roman" w:hAnsi="Times New Roman" w:cs="Times New Roman"/>
-          <w:color w:val="auto"/>
-          <w:sz w:val="32"/>
-          <w:szCs w:val="32"/>
-        </w:rPr>
-      </w:pPr>
-      <w:r>
-        <w:rPr>
-          <w:rFonts w:ascii="Times New Roman" w:hAnsi="Times New Roman" w:cs="Times New Roman"/>
-          <w:color w:val="auto"/>
-          <w:sz w:val="32"/>
-          <w:szCs w:val="32"/>
-        </w:rPr>
-        <w:t>Phần 1: Đánh giá Chất lượng Hệ thống &amp; Trải nghiệm Người dùng (System Quality)</w:t>
-      </w:r>
-    </w:p>
-    <w:p>
-      <w:pPr>
-        <w:spacing w:after="0" w:line="240" w:lineRule="auto"/>
         <w:rPr>
           <w:rFonts w:ascii="Times New Roman" w:hAnsi="Times New Roman" w:cs="Times New Roman"/>
           <w:sz w:val="32"/>
@@ -340,63 +16,253 @@
       <w:r>
         <w:rPr>
           <w:rFonts w:ascii="Times New Roman" w:hAnsi="Times New Roman" w:cs="Times New Roman"/>
+          <w:color w:val="1F4E78"/>
           <w:sz w:val="32"/>
           <w:szCs w:val="32"/>
         </w:rPr>
-        <w:t>Xin vui lòng đánh giá các tiêu chí kỹ thuật và giao diện theo thang điểm Likert từ 1 đến 5 (1: Rất không hài lòng -&gt; 5: Rất hài lòng):</w:t>
+        <w:t>POST IMPLEMENTATION SURVEY &amp; REVIEW REPORT</w:t>
+      </w:r>
+    </w:p>
+    <w:p>
+      <w:pPr>
+        <w:spacing w:after="240"/>
+        <w:jc w:val="center"/>
+        <w:rPr>
+          <w:rFonts w:ascii="Times New Roman" w:hAnsi="Times New Roman" w:cs="Times New Roman"/>
+          <w:sz w:val="26"/>
+          <w:szCs w:val="26"/>
+        </w:rPr>
+      </w:pPr>
+      <w:r>
+        <w:rPr>
+          <w:rFonts w:ascii="Times New Roman" w:hAnsi="Times New Roman" w:cs="Times New Roman"/>
+          <w:i/>
+          <w:color w:val="595959"/>
+          <w:sz w:val="26"/>
+          <w:szCs w:val="26"/>
+        </w:rPr>
+        <w:t>KHẢO SÁT &amp; BÁO CÁO ĐÁNH GIÁ SAU TRIỂN KHAI DỰ ÁN ABC WEAR</w:t>
+      </w:r>
+    </w:p>
+    <w:p>
+      <w:pPr>
+        <w:spacing w:after="120"/>
+        <w:rPr>
+          <w:rFonts w:ascii="Times New Roman" w:hAnsi="Times New Roman" w:cs="Times New Roman"/>
+          <w:sz w:val="26"/>
+          <w:szCs w:val="26"/>
+        </w:rPr>
+      </w:pPr>
+      <w:r>
+        <w:rPr>
+          <w:rFonts w:ascii="Times New Roman" w:hAnsi="Times New Roman" w:cs="Times New Roman"/>
+          <w:color w:val="333333"/>
+          <w:sz w:val="26"/>
+          <w:szCs w:val="26"/>
+        </w:rPr>
+        <w:t>Tài liệu này dùng để thực hiện Khảo sát và Đánh giá sau triển khai (Post Implementation Review - PIR) cho dự án Kênh bán hàng Internet ABC Wear sau ngày Go-Live (01/07/2026). Khung khảo sát dựa trên 4 Cấp độ Thành công của Dự án CNTT (Slide ICTPM01 Framework) nhằm ghi nhận bài học kinh nghiệm và tối ưu hiệu quả vận hành.</w:t>
+      </w:r>
+    </w:p>
+    <w:p>
+      <w:pPr>
+        <w:pStyle w:val="u1"/>
+        <w:rPr>
+          <w:rFonts w:ascii="Times New Roman" w:hAnsi="Times New Roman" w:cs="Times New Roman"/>
+          <w:sz w:val="26"/>
+          <w:szCs w:val="26"/>
+        </w:rPr>
+      </w:pPr>
+      <w:r>
+        <w:rPr>
+          <w:rFonts w:ascii="Times New Roman" w:hAnsi="Times New Roman" w:cs="Times New Roman"/>
+          <w:color w:val="1F4E78"/>
+          <w:sz w:val="26"/>
+          <w:szCs w:val="26"/>
+        </w:rPr>
+        <w:t>1. ĐÁNH GIÁ THÀNH CÔNG THEO 4 CẤP ĐỘ (4 DIMENSIONS OF ICT SUCCESS)</w:t>
+      </w:r>
+    </w:p>
+    <w:p>
+      <w:pPr>
+        <w:spacing w:after="80"/>
+        <w:ind w:left="360"/>
+        <w:rPr>
+          <w:rFonts w:ascii="Times New Roman" w:hAnsi="Times New Roman" w:cs="Times New Roman"/>
+          <w:sz w:val="26"/>
+          <w:szCs w:val="26"/>
+        </w:rPr>
+      </w:pPr>
+      <w:r/>
+      <w:r>
+        <w:rPr>
+          <w:rFonts w:ascii="Times New Roman" w:hAnsi="Times New Roman" w:cs="Times New Roman" w:eastAsia="Times New Roman"/>
+          <w:b/>
+          <w:color w:val="000000"/>
+          <w:sz w:val="24"/>
+          <w:szCs w:val="24"/>
+        </w:rPr>
+        <w:t>•  Level 1: Project Management Success: Đánh giá việc tuân thủ 3 ràng buộc chính: Hoàn thành đúng hạn theo thỏa thuận hợp đồng, đúng ngân sách hợp đồng trọn gói và đạt chất lượng kiểm thử SIT/UAT.</w:t>
+      </w:r>
+    </w:p>
+    <w:p>
+      <w:pPr>
+        <w:spacing w:after="80"/>
+        <w:ind w:left="360"/>
+        <w:rPr>
+          <w:rFonts w:ascii="Times New Roman" w:hAnsi="Times New Roman" w:cs="Times New Roman"/>
+          <w:sz w:val="26"/>
+          <w:szCs w:val="26"/>
+        </w:rPr>
+      </w:pPr>
+      <w:r>
+        <w:rPr>
+          <w:rFonts w:ascii="Times New Roman" w:hAnsi="Times New Roman" w:cs="Times New Roman"/>
+          <w:b/>
+          <w:color w:val="1F4E78"/>
+          <w:sz w:val="26"/>
+          <w:szCs w:val="26"/>
+        </w:rPr>
+        <w:t xml:space="preserve">•  Level 2: Project Product Success (Chất lượng Sản phẩm): </w:t>
+      </w:r>
+      <w:r>
+        <w:rPr>
+          <w:rFonts w:ascii="Times New Roman" w:hAnsi="Times New Roman" w:cs="Times New Roman"/>
+          <w:sz w:val="26"/>
+          <w:szCs w:val="26"/>
+        </w:rPr>
+        <w:t>Đánh giá hiệu năng và tính năng Web Selling Site: Tốc độ xử lý API P95 ≤ 2s, thời gian sẵn sàng 24/7 (Uptime 99.9%), an toàn bảo mật qua JWT/OTP và kết nối VPN Main System ổn định.</w:t>
+      </w:r>
+    </w:p>
+    <w:p>
+      <w:pPr>
+        <w:spacing w:after="80"/>
+        <w:ind w:left="360"/>
+        <w:rPr>
+          <w:rFonts w:ascii="Times New Roman" w:hAnsi="Times New Roman" w:cs="Times New Roman"/>
+          <w:sz w:val="26"/>
+          <w:szCs w:val="26"/>
+        </w:rPr>
+      </w:pPr>
+      <w:r>
+        <w:rPr>
+          <w:rFonts w:ascii="Times New Roman" w:hAnsi="Times New Roman" w:cs="Times New Roman"/>
+          <w:b/>
+          <w:color w:val="1F4E78"/>
+          <w:sz w:val="26"/>
+          <w:szCs w:val="26"/>
+        </w:rPr>
+        <w:t xml:space="preserve">•  Level 3: Business Success (Thành công Kinh doanh): </w:t>
+      </w:r>
+      <w:r>
+        <w:rPr>
+          <w:rFonts w:ascii="Times New Roman" w:hAnsi="Times New Roman" w:cs="Times New Roman"/>
+          <w:sz w:val="26"/>
+          <w:szCs w:val="26"/>
+        </w:rPr>
+        <w:t>Đánh giá tác động tài chính và vận hành: Tăng trưởng doanh thu kênh online, tỷ lệ chuyển đổi đơn hàng, mức độ tự động hóa xử lý đơn 3 bước và tiết kiệm chi phí nhân sự store.</w:t>
+      </w:r>
+    </w:p>
+    <w:p>
+      <w:pPr>
+        <w:spacing w:after="80"/>
+        <w:ind w:left="360"/>
+        <w:rPr>
+          <w:rFonts w:ascii="Times New Roman" w:hAnsi="Times New Roman" w:cs="Times New Roman"/>
+          <w:sz w:val="26"/>
+          <w:szCs w:val="26"/>
+        </w:rPr>
+      </w:pPr>
+      <w:r>
+        <w:rPr>
+          <w:rFonts w:ascii="Times New Roman" w:hAnsi="Times New Roman" w:cs="Times New Roman"/>
+          <w:b/>
+          <w:color w:val="1F4E78"/>
+          <w:sz w:val="26"/>
+          <w:szCs w:val="26"/>
+        </w:rPr>
+        <w:t xml:space="preserve">•  Level 4: Future Potential (Tăng trưởng Tương lai): </w:t>
+      </w:r>
+      <w:r>
+        <w:rPr>
+          <w:rFonts w:ascii="Times New Roman" w:hAnsi="Times New Roman" w:cs="Times New Roman"/>
+          <w:sz w:val="26"/>
+          <w:szCs w:val="26"/>
+        </w:rPr>
+        <w:t>Đánh giá khả năng tái sử dụng hạ tầng Cloud, mở rộng tích hợp Omnichannel CRM/POS và khả năng đáp ứng đợt cao điểm bán hàng trong 3-5 năm tới.</w:t>
+      </w:r>
+    </w:p>
+    <w:p>
+      <w:pPr>
+        <w:pStyle w:val="u1"/>
+        <w:rPr>
+          <w:rFonts w:ascii="Times New Roman" w:hAnsi="Times New Roman" w:cs="Times New Roman"/>
+          <w:sz w:val="26"/>
+          <w:szCs w:val="26"/>
+        </w:rPr>
+      </w:pPr>
+      <w:r>
+        <w:rPr>
+          <w:rFonts w:ascii="Times New Roman" w:hAnsi="Times New Roman" w:cs="Times New Roman"/>
+          <w:color w:val="1F4E78"/>
+          <w:sz w:val="26"/>
+          <w:szCs w:val="26"/>
+        </w:rPr>
+        <w:t>2. BỘ CÂU HỎI KHẢO SÁT BÊN LIÊN QUAN (STAKEHOLDER SURVEY)</w:t>
+      </w:r>
+    </w:p>
+    <w:p>
+      <w:pPr>
+        <w:spacing w:after="120"/>
+        <w:rPr>
+          <w:rFonts w:ascii="Times New Roman" w:hAnsi="Times New Roman" w:cs="Times New Roman"/>
+          <w:sz w:val="26"/>
+          <w:szCs w:val="26"/>
+        </w:rPr>
+      </w:pPr>
+      <w:r>
+        <w:rPr>
+          <w:rFonts w:ascii="Times New Roman" w:hAnsi="Times New Roman" w:cs="Times New Roman"/>
+          <w:i/>
+          <w:color w:val="333333"/>
+          <w:sz w:val="26"/>
+          <w:szCs w:val="26"/>
+        </w:rPr>
+        <w:t>Thang điểm đánh giá: 1 - Rất không hài lòng | 2 - Không hài lòng | 3 - Trung bình | 4 - Hài lòng | 5 - Rất hài lòng</w:t>
       </w:r>
     </w:p>
     <w:tbl>
       <w:tblPr>
+        <w:tblStyle w:val="LiBang"/>
         <w:tblW w:w="0" w:type="auto"/>
-        <w:jc w:val="center"/>
-        <w:tblBorders>
-          <w:top w:val="single" w:sz="4" w:space="0" w:color="auto"/>
-          <w:left w:val="single" w:sz="4" w:space="0" w:color="auto"/>
-          <w:bottom w:val="single" w:sz="4" w:space="0" w:color="auto"/>
-          <w:right w:val="single" w:sz="4" w:space="0" w:color="auto"/>
-          <w:insideH w:val="single" w:sz="4" w:space="0" w:color="auto"/>
-          <w:insideV w:val="single" w:sz="4" w:space="0" w:color="auto"/>
-        </w:tblBorders>
         <w:tblLook w:val="04A0" w:firstRow="1" w:lastRow="0" w:firstColumn="1" w:lastColumn="0" w:noHBand="0" w:noVBand="1"/>
       </w:tblPr>
       <w:tblGrid>
-        <w:gridCol w:w="885"/>
-        <w:gridCol w:w="4227"/>
-        <w:gridCol w:w="4269"/>
+        <w:gridCol w:w="856"/>
+        <w:gridCol w:w="6213"/>
+        <w:gridCol w:w="2507"/>
       </w:tblGrid>
       <w:tr>
-        <w:trPr>
-          <w:jc w:val="center"/>
-        </w:trPr>
         <w:tc>
           <w:tcPr>
-            <w:tcW w:w="885" w:type="dxa"/>
-            <w:shd w:val="clear" w:color="auto" w:fill="1F4E79"/>
-            <w:tcMar>
-              <w:top w:w="100" w:type="dxa"/>
-              <w:left w:w="140" w:type="dxa"/>
-              <w:bottom w:w="100" w:type="dxa"/>
-              <w:right w:w="140" w:type="dxa"/>
-            </w:tcMar>
+            <w:tcW w:w="864" w:type="dxa"/>
+            <w:shd w:val="clear" w:color="auto" w:fill="1F4E78"/>
           </w:tcPr>
           <w:p>
             <w:pPr>
-              <w:spacing w:after="0" w:line="240" w:lineRule="auto"/>
+              <w:jc w:val="center"/>
               <w:rPr>
                 <w:rFonts w:ascii="Times New Roman" w:hAnsi="Times New Roman" w:cs="Times New Roman"/>
-                <w:color w:val="FFFFFF" w:themeColor="background1"/>
-                <w:sz w:val="32"/>
-                <w:szCs w:val="32"/>
+                <w:sz w:val="26"/>
+                <w:szCs w:val="26"/>
               </w:rPr>
             </w:pPr>
             <w:r>
               <w:rPr>
                 <w:rFonts w:ascii="Times New Roman" w:hAnsi="Times New Roman" w:cs="Times New Roman"/>
                 <w:b/>
-                <w:color w:val="FFFFFF" w:themeColor="background1"/>
-                <w:sz w:val="32"/>
-                <w:szCs w:val="32"/>
+                <w:color w:val="FFFFFF"/>
+                <w:sz w:val="26"/>
+                <w:szCs w:val="26"/>
               </w:rPr>
               <w:t>STT</w:t>
             </w:r>
@@ -404,100 +270,77 @@
         </w:tc>
         <w:tc>
           <w:tcPr>
-            <w:tcW w:w="4227" w:type="dxa"/>
-            <w:shd w:val="clear" w:color="auto" w:fill="1F4E79"/>
-            <w:tcMar>
-              <w:top w:w="100" w:type="dxa"/>
-              <w:left w:w="140" w:type="dxa"/>
-              <w:bottom w:w="100" w:type="dxa"/>
-              <w:right w:w="140" w:type="dxa"/>
-            </w:tcMar>
+            <w:tcW w:w="6480" w:type="dxa"/>
+            <w:shd w:val="clear" w:color="auto" w:fill="1F4E78"/>
           </w:tcPr>
           <w:p>
             <w:pPr>
-              <w:spacing w:after="0" w:line="240" w:lineRule="auto"/>
+              <w:jc w:val="center"/>
               <w:rPr>
                 <w:rFonts w:ascii="Times New Roman" w:hAnsi="Times New Roman" w:cs="Times New Roman"/>
-                <w:color w:val="FFFFFF" w:themeColor="background1"/>
-                <w:sz w:val="32"/>
-                <w:szCs w:val="32"/>
+                <w:sz w:val="26"/>
+                <w:szCs w:val="26"/>
               </w:rPr>
             </w:pPr>
             <w:r>
               <w:rPr>
                 <w:rFonts w:ascii="Times New Roman" w:hAnsi="Times New Roman" w:cs="Times New Roman"/>
                 <w:b/>
-                <w:color w:val="FFFFFF" w:themeColor="background1"/>
-                <w:sz w:val="32"/>
-                <w:szCs w:val="32"/>
+                <w:color w:val="FFFFFF"/>
+                <w:sz w:val="26"/>
+                <w:szCs w:val="26"/>
               </w:rPr>
-              <w:t>Tiêu chí Đánh giá Chất lượng</w:t>
+              <w:t>Nội dung Khảo sát Đánh giá</w:t>
             </w:r>
           </w:p>
         </w:tc>
         <w:tc>
           <w:tcPr>
-            <w:tcW w:w="4269" w:type="dxa"/>
-            <w:shd w:val="clear" w:color="auto" w:fill="1F4E79"/>
-            <w:tcMar>
-              <w:top w:w="100" w:type="dxa"/>
-              <w:left w:w="140" w:type="dxa"/>
-              <w:bottom w:w="100" w:type="dxa"/>
-              <w:right w:w="140" w:type="dxa"/>
-            </w:tcMar>
+            <w:tcW w:w="2592" w:type="dxa"/>
+            <w:shd w:val="clear" w:color="auto" w:fill="1F4E78"/>
           </w:tcPr>
           <w:p>
             <w:pPr>
-              <w:spacing w:after="0" w:line="240" w:lineRule="auto"/>
+              <w:jc w:val="center"/>
               <w:rPr>
                 <w:rFonts w:ascii="Times New Roman" w:hAnsi="Times New Roman" w:cs="Times New Roman"/>
-                <w:color w:val="FFFFFF" w:themeColor="background1"/>
-                <w:sz w:val="32"/>
-                <w:szCs w:val="32"/>
+                <w:sz w:val="26"/>
+                <w:szCs w:val="26"/>
               </w:rPr>
             </w:pPr>
             <w:r>
               <w:rPr>
                 <w:rFonts w:ascii="Times New Roman" w:hAnsi="Times New Roman" w:cs="Times New Roman"/>
                 <w:b/>
-                <w:color w:val="FFFFFF" w:themeColor="background1"/>
-                <w:sz w:val="32"/>
-                <w:szCs w:val="32"/>
+                <w:color w:val="FFFFFF"/>
+                <w:sz w:val="26"/>
+                <w:szCs w:val="26"/>
               </w:rPr>
-              <w:t>Kết quả Đánh giá trung bình (Thang điểm 1-5)</w:t>
+              <w:t>Thang điểm (1 - 5) / Nhận xét</w:t>
             </w:r>
           </w:p>
         </w:tc>
       </w:tr>
       <w:tr>
-        <w:trPr>
-          <w:jc w:val="center"/>
-        </w:trPr>
         <w:tc>
           <w:tcPr>
-            <w:tcW w:w="885" w:type="dxa"/>
-            <w:shd w:val="clear" w:color="auto" w:fill="F9FAFC"/>
-            <w:tcMar>
-              <w:top w:w="100" w:type="dxa"/>
-              <w:left w:w="140" w:type="dxa"/>
-              <w:bottom w:w="100" w:type="dxa"/>
-              <w:right w:w="140" w:type="dxa"/>
-            </w:tcMar>
+            <w:tcW w:w="864" w:type="dxa"/>
+            <w:shd w:val="clear" w:color="auto" w:fill="F2F4F7"/>
           </w:tcPr>
           <w:p>
             <w:pPr>
-              <w:spacing w:after="0" w:line="240" w:lineRule="auto"/>
+              <w:jc w:val="center"/>
               <w:rPr>
                 <w:rFonts w:ascii="Times New Roman" w:hAnsi="Times New Roman" w:cs="Times New Roman"/>
-                <w:sz w:val="32"/>
-                <w:szCs w:val="32"/>
+                <w:sz w:val="26"/>
+                <w:szCs w:val="26"/>
               </w:rPr>
             </w:pPr>
             <w:r>
               <w:rPr>
                 <w:rFonts w:ascii="Times New Roman" w:hAnsi="Times New Roman" w:cs="Times New Roman"/>
-                <w:sz w:val="32"/>
-                <w:szCs w:val="32"/>
+                <w:sz w:val="26"/>
+                <w:szCs w:val="26"/>
               </w:rPr>
               <w:t>1</w:t>
             </w:r>
@@ -505,94 +348,87 @@
         </w:tc>
         <w:tc>
           <w:tcPr>
-            <w:tcW w:w="4227" w:type="dxa"/>
-            <w:shd w:val="clear" w:color="auto" w:fill="F9FAFC"/>
-            <w:tcMar>
-              <w:top w:w="100" w:type="dxa"/>
-              <w:left w:w="140" w:type="dxa"/>
-              <w:bottom w:w="100" w:type="dxa"/>
-              <w:right w:w="140" w:type="dxa"/>
-            </w:tcMar>
+            <w:tcW w:w="6480" w:type="dxa"/>
+            <w:shd w:val="clear" w:color="auto" w:fill="F2F4F7"/>
           </w:tcPr>
           <w:p>
             <w:pPr>
-              <w:spacing w:after="0" w:line="240" w:lineRule="auto"/>
               <w:rPr>
                 <w:rFonts w:ascii="Times New Roman" w:hAnsi="Times New Roman" w:cs="Times New Roman"/>
-                <w:sz w:val="32"/>
-                <w:szCs w:val="32"/>
+                <w:sz w:val="26"/>
+                <w:szCs w:val="26"/>
               </w:rPr>
             </w:pPr>
             <w:r>
               <w:rPr>
                 <w:rFonts w:ascii="Times New Roman" w:hAnsi="Times New Roman" w:cs="Times New Roman"/>
-                <w:sz w:val="32"/>
-                <w:szCs w:val="32"/>
+                <w:sz w:val="26"/>
+                <w:szCs w:val="26"/>
               </w:rPr>
-              <w:t>Tốc độ phản hồi hệ thống (Cam kết NFR P95 &lt;= 2 giây)</w:t>
+              <w:t>Dự án bàn giao đầy đủ phạm vi chức năng theo cam kết Hồ sơ dự thầu?</w:t>
             </w:r>
           </w:p>
         </w:tc>
         <w:tc>
           <w:tcPr>
-            <w:tcW w:w="4269" w:type="dxa"/>
-            <w:shd w:val="clear" w:color="auto" w:fill="F9FAFC"/>
-            <w:tcMar>
-              <w:top w:w="100" w:type="dxa"/>
-              <w:left w:w="140" w:type="dxa"/>
-              <w:bottom w:w="100" w:type="dxa"/>
-              <w:right w:w="140" w:type="dxa"/>
-            </w:tcMar>
+            <w:tcW w:w="2592" w:type="dxa"/>
+            <w:shd w:val="clear" w:color="auto" w:fill="F2F4F7"/>
           </w:tcPr>
           <w:p>
             <w:pPr>
-              <w:spacing w:after="0" w:line="240" w:lineRule="auto"/>
+              <w:jc w:val="center"/>
               <w:rPr>
                 <w:rFonts w:ascii="Times New Roman" w:hAnsi="Times New Roman" w:cs="Times New Roman"/>
-                <w:sz w:val="32"/>
-                <w:szCs w:val="32"/>
+                <w:sz w:val="26"/>
+                <w:szCs w:val="26"/>
               </w:rPr>
             </w:pPr>
             <w:r>
               <w:rPr>
                 <w:rFonts w:ascii="Times New Roman" w:hAnsi="Times New Roman" w:cs="Times New Roman"/>
-                <w:sz w:val="32"/>
-                <w:szCs w:val="32"/>
+                <w:sz w:val="26"/>
+                <w:szCs w:val="26"/>
               </w:rPr>
-              <w:t>[ X ] 5/5 - Rất hài lòng (Tải trang mượt mà)</w:t>
+              <w:t xml:space="preserve">[  ] 1   [  ] 2   [  ] 3   [  ] 4   [ </w:t>
+            </w:r>
+            <w:r>
+              <w:rPr>
+                <w:rFonts w:ascii="Times New Roman" w:hAnsi="Times New Roman" w:cs="Times New Roman"/>
+                <w:sz w:val="26"/>
+                <w:szCs w:val="26"/>
+              </w:rPr>
+              <w:t>x</w:t>
+            </w:r>
+            <w:r>
+              <w:rPr>
+                <w:rFonts w:ascii="Times New Roman" w:hAnsi="Times New Roman" w:cs="Times New Roman"/>
+                <w:sz w:val="26"/>
+                <w:szCs w:val="26"/>
+              </w:rPr>
+              <w:t xml:space="preserve"> ] 5</w:t>
             </w:r>
           </w:p>
         </w:tc>
       </w:tr>
       <w:tr>
-        <w:trPr>
-          <w:jc w:val="center"/>
-        </w:trPr>
         <w:tc>
           <w:tcPr>
-            <w:tcW w:w="885" w:type="dxa"/>
-            <w:shd w:val="clear" w:color="auto" w:fill="FFFFFF"/>
-            <w:tcMar>
-              <w:top w:w="100" w:type="dxa"/>
-              <w:left w:w="140" w:type="dxa"/>
-              <w:bottom w:w="100" w:type="dxa"/>
-              <w:right w:w="140" w:type="dxa"/>
-            </w:tcMar>
+            <w:tcW w:w="864" w:type="dxa"/>
           </w:tcPr>
           <w:p>
             <w:pPr>
-              <w:spacing w:after="0" w:line="240" w:lineRule="auto"/>
+              <w:jc w:val="center"/>
               <w:rPr>
                 <w:rFonts w:ascii="Times New Roman" w:hAnsi="Times New Roman" w:cs="Times New Roman"/>
-                <w:sz w:val="32"/>
-                <w:szCs w:val="32"/>
+                <w:sz w:val="26"/>
+                <w:szCs w:val="26"/>
               </w:rPr>
             </w:pPr>
             <w:r>
               <w:rPr>
                 <w:rFonts w:ascii="Times New Roman" w:hAnsi="Times New Roman" w:cs="Times New Roman"/>
-                <w:sz w:val="32"/>
-                <w:szCs w:val="32"/>
+                <w:sz w:val="26"/>
+                <w:szCs w:val="26"/>
               </w:rPr>
               <w:t>2</w:t>
             </w:r>
@@ -600,94 +436,86 @@
         </w:tc>
         <w:tc>
           <w:tcPr>
-            <w:tcW w:w="4227" w:type="dxa"/>
-            <w:shd w:val="clear" w:color="auto" w:fill="FFFFFF"/>
-            <w:tcMar>
-              <w:top w:w="100" w:type="dxa"/>
-              <w:left w:w="140" w:type="dxa"/>
-              <w:bottom w:w="100" w:type="dxa"/>
-              <w:right w:w="140" w:type="dxa"/>
-            </w:tcMar>
+            <w:tcW w:w="6480" w:type="dxa"/>
           </w:tcPr>
           <w:p>
             <w:pPr>
-              <w:spacing w:after="0" w:line="240" w:lineRule="auto"/>
               <w:rPr>
                 <w:rFonts w:ascii="Times New Roman" w:hAnsi="Times New Roman" w:cs="Times New Roman"/>
-                <w:sz w:val="32"/>
-                <w:szCs w:val="32"/>
+                <w:sz w:val="26"/>
+                <w:szCs w:val="26"/>
               </w:rPr>
             </w:pPr>
             <w:r>
               <w:rPr>
                 <w:rFonts w:ascii="Times New Roman" w:hAnsi="Times New Roman" w:cs="Times New Roman"/>
-                <w:sz w:val="32"/>
-                <w:szCs w:val="32"/>
+                <w:sz w:val="26"/>
+                <w:szCs w:val="26"/>
               </w:rPr>
-              <w:t>Độ ổn định và tính sẵn sàng của Website (Availability &gt;= 99.5%)</w:t>
+              <w:t>Giao diện Web Selling Site thân thiện, dễ thao tác đối với khách hàng?</w:t>
             </w:r>
           </w:p>
         </w:tc>
         <w:tc>
           <w:tcPr>
-            <w:tcW w:w="4269" w:type="dxa"/>
-            <w:shd w:val="clear" w:color="auto" w:fill="FFFFFF"/>
-            <w:tcMar>
-              <w:top w:w="100" w:type="dxa"/>
-              <w:left w:w="140" w:type="dxa"/>
-              <w:bottom w:w="100" w:type="dxa"/>
-              <w:right w:w="140" w:type="dxa"/>
-            </w:tcMar>
+            <w:tcW w:w="2592" w:type="dxa"/>
           </w:tcPr>
           <w:p>
             <w:pPr>
-              <w:spacing w:after="0" w:line="240" w:lineRule="auto"/>
+              <w:jc w:val="center"/>
               <w:rPr>
                 <w:rFonts w:ascii="Times New Roman" w:hAnsi="Times New Roman" w:cs="Times New Roman"/>
-                <w:sz w:val="32"/>
-                <w:szCs w:val="32"/>
+                <w:sz w:val="26"/>
+                <w:szCs w:val="26"/>
               </w:rPr>
             </w:pPr>
             <w:r>
               <w:rPr>
                 <w:rFonts w:ascii="Times New Roman" w:hAnsi="Times New Roman" w:cs="Times New Roman"/>
-                <w:sz w:val="32"/>
-                <w:szCs w:val="32"/>
+                <w:sz w:val="26"/>
+                <w:szCs w:val="26"/>
               </w:rPr>
-              <w:t>[ X ] 5/5 - Rất hài lòng (Không xảy ra downtime)</w:t>
+              <w:t xml:space="preserve">[  ] 1   [  ] 2   [  ] 3   [  ] 4   [ </w:t>
+            </w:r>
+            <w:r>
+              <w:rPr>
+                <w:rFonts w:ascii="Times New Roman" w:hAnsi="Times New Roman" w:cs="Times New Roman"/>
+                <w:sz w:val="26"/>
+                <w:szCs w:val="26"/>
+              </w:rPr>
+              <w:t>x</w:t>
+            </w:r>
+            <w:r>
+              <w:rPr>
+                <w:rFonts w:ascii="Times New Roman" w:hAnsi="Times New Roman" w:cs="Times New Roman"/>
+                <w:sz w:val="26"/>
+                <w:szCs w:val="26"/>
+              </w:rPr>
+              <w:t xml:space="preserve"> ] 5</w:t>
             </w:r>
           </w:p>
         </w:tc>
       </w:tr>
       <w:tr>
-        <w:trPr>
-          <w:jc w:val="center"/>
-        </w:trPr>
         <w:tc>
           <w:tcPr>
-            <w:tcW w:w="885" w:type="dxa"/>
-            <w:shd w:val="clear" w:color="auto" w:fill="F9FAFC"/>
-            <w:tcMar>
-              <w:top w:w="100" w:type="dxa"/>
-              <w:left w:w="140" w:type="dxa"/>
-              <w:bottom w:w="100" w:type="dxa"/>
-              <w:right w:w="140" w:type="dxa"/>
-            </w:tcMar>
+            <w:tcW w:w="864" w:type="dxa"/>
+            <w:shd w:val="clear" w:color="auto" w:fill="F2F4F7"/>
           </w:tcPr>
           <w:p>
             <w:pPr>
-              <w:spacing w:after="0" w:line="240" w:lineRule="auto"/>
+              <w:jc w:val="center"/>
               <w:rPr>
                 <w:rFonts w:ascii="Times New Roman" w:hAnsi="Times New Roman" w:cs="Times New Roman"/>
-                <w:sz w:val="32"/>
-                <w:szCs w:val="32"/>
+                <w:sz w:val="26"/>
+                <w:szCs w:val="26"/>
               </w:rPr>
             </w:pPr>
             <w:r>
               <w:rPr>
                 <w:rFonts w:ascii="Times New Roman" w:hAnsi="Times New Roman" w:cs="Times New Roman"/>
-                <w:sz w:val="32"/>
-                <w:szCs w:val="32"/>
+                <w:sz w:val="26"/>
+                <w:szCs w:val="26"/>
               </w:rPr>
               <w:t>3</w:t>
             </w:r>
@@ -695,189 +523,175 @@
         </w:tc>
         <w:tc>
           <w:tcPr>
-            <w:tcW w:w="4227" w:type="dxa"/>
-            <w:shd w:val="clear" w:color="auto" w:fill="F9FAFC"/>
-            <w:tcMar>
-              <w:top w:w="100" w:type="dxa"/>
-              <w:left w:w="140" w:type="dxa"/>
-              <w:bottom w:w="100" w:type="dxa"/>
-              <w:right w:w="140" w:type="dxa"/>
-            </w:tcMar>
+            <w:tcW w:w="6480" w:type="dxa"/>
+            <w:shd w:val="clear" w:color="auto" w:fill="F2F4F7"/>
           </w:tcPr>
           <w:p>
             <w:pPr>
-              <w:spacing w:after="0" w:line="240" w:lineRule="auto"/>
               <w:rPr>
                 <w:rFonts w:ascii="Times New Roman" w:hAnsi="Times New Roman" w:cs="Times New Roman"/>
-                <w:sz w:val="32"/>
-                <w:szCs w:val="32"/>
+                <w:sz w:val="26"/>
+                <w:szCs w:val="26"/>
               </w:rPr>
             </w:pPr>
             <w:r>
               <w:rPr>
                 <w:rFonts w:ascii="Times New Roman" w:hAnsi="Times New Roman" w:cs="Times New Roman"/>
-                <w:sz w:val="32"/>
-                <w:szCs w:val="32"/>
+                <w:sz w:val="26"/>
+                <w:szCs w:val="26"/>
               </w:rPr>
-              <w:t>Tính mượt mà và chính xác của 5 luồng đồng bộ dữ liệu với Main System</w:t>
+              <w:t>Tốc độ tải trang và phản hồi giao dịch đáp ứng kỳ vọng (≤ 2 giây)?</w:t>
             </w:r>
           </w:p>
         </w:tc>
         <w:tc>
           <w:tcPr>
-            <w:tcW w:w="4269" w:type="dxa"/>
-            <w:shd w:val="clear" w:color="auto" w:fill="F9FAFC"/>
-            <w:tcMar>
-              <w:top w:w="100" w:type="dxa"/>
-              <w:left w:w="140" w:type="dxa"/>
-              <w:bottom w:w="100" w:type="dxa"/>
-              <w:right w:w="140" w:type="dxa"/>
-            </w:tcMar>
+            <w:tcW w:w="2592" w:type="dxa"/>
+            <w:shd w:val="clear" w:color="auto" w:fill="F2F4F7"/>
           </w:tcPr>
           <w:p>
             <w:pPr>
-              <w:spacing w:after="0" w:line="240" w:lineRule="auto"/>
+              <w:jc w:val="center"/>
               <w:rPr>
                 <w:rFonts w:ascii="Times New Roman" w:hAnsi="Times New Roman" w:cs="Times New Roman"/>
-                <w:sz w:val="32"/>
-                <w:szCs w:val="32"/>
+                <w:sz w:val="26"/>
+                <w:szCs w:val="26"/>
               </w:rPr>
             </w:pPr>
             <w:r>
               <w:rPr>
                 <w:rFonts w:ascii="Times New Roman" w:hAnsi="Times New Roman" w:cs="Times New Roman"/>
-                <w:sz w:val="32"/>
-                <w:szCs w:val="32"/>
+                <w:sz w:val="26"/>
+                <w:szCs w:val="26"/>
               </w:rPr>
-              <w:t>[ X ] 4.8/5 - Hài lòng (Đồng bộ tồn kho &lt;= 15 phút chuẩn xác)</w:t>
+              <w:t xml:space="preserve">[  ] 1   [  ] 2   [  ] 3   [  ] 4   [  </w:t>
+            </w:r>
+            <w:r>
+              <w:rPr>
+                <w:rFonts w:ascii="Times New Roman" w:hAnsi="Times New Roman" w:cs="Times New Roman"/>
+                <w:sz w:val="26"/>
+                <w:szCs w:val="26"/>
+              </w:rPr>
+              <w:t xml:space="preserve">x </w:t>
+            </w:r>
+            <w:r>
+              <w:rPr>
+                <w:rFonts w:ascii="Times New Roman" w:hAnsi="Times New Roman" w:cs="Times New Roman"/>
+                <w:sz w:val="26"/>
+                <w:szCs w:val="26"/>
+              </w:rPr>
+              <w:t>] 5</w:t>
             </w:r>
           </w:p>
         </w:tc>
       </w:tr>
       <w:tr>
-        <w:trPr>
-          <w:jc w:val="center"/>
-        </w:trPr>
         <w:tc>
           <w:tcPr>
-            <w:tcW w:w="885" w:type="dxa"/>
-            <w:shd w:val="clear" w:color="auto" w:fill="FFFFFF"/>
-            <w:tcMar>
-              <w:top w:w="100" w:type="dxa"/>
-              <w:left w:w="140" w:type="dxa"/>
-              <w:bottom w:w="100" w:type="dxa"/>
-              <w:right w:w="140" w:type="dxa"/>
-            </w:tcMar>
+            <w:tcW w:w="864" w:type="dxa"/>
           </w:tcPr>
           <w:p>
             <w:pPr>
-              <w:spacing w:after="0" w:line="240" w:lineRule="auto"/>
+              <w:jc w:val="center"/>
               <w:rPr>
                 <w:rFonts w:ascii="Times New Roman" w:hAnsi="Times New Roman" w:cs="Times New Roman"/>
-                <w:sz w:val="32"/>
-                <w:szCs w:val="32"/>
+                <w:sz w:val="26"/>
+                <w:szCs w:val="26"/>
               </w:rPr>
             </w:pPr>
             <w:r>
               <w:rPr>
                 <w:rFonts w:ascii="Times New Roman" w:hAnsi="Times New Roman" w:cs="Times New Roman"/>
-                <w:sz w:val="32"/>
-                <w:szCs w:val="32"/>
+                <w:sz w:val="26"/>
+                <w:szCs w:val="26"/>
               </w:rPr>
+              <w:lastRenderedPageBreak/>
               <w:t>4</w:t>
             </w:r>
           </w:p>
         </w:tc>
         <w:tc>
           <w:tcPr>
-            <w:tcW w:w="4227" w:type="dxa"/>
-            <w:shd w:val="clear" w:color="auto" w:fill="FFFFFF"/>
-            <w:tcMar>
-              <w:top w:w="100" w:type="dxa"/>
-              <w:left w:w="140" w:type="dxa"/>
-              <w:bottom w:w="100" w:type="dxa"/>
-              <w:right w:w="140" w:type="dxa"/>
-            </w:tcMar>
+            <w:tcW w:w="6480" w:type="dxa"/>
           </w:tcPr>
           <w:p>
             <w:pPr>
-              <w:spacing w:after="0" w:line="240" w:lineRule="auto"/>
               <w:rPr>
                 <w:rFonts w:ascii="Times New Roman" w:hAnsi="Times New Roman" w:cs="Times New Roman"/>
-                <w:sz w:val="32"/>
-                <w:szCs w:val="32"/>
+                <w:sz w:val="26"/>
+                <w:szCs w:val="26"/>
               </w:rPr>
             </w:pPr>
             <w:r>
               <w:rPr>
                 <w:rFonts w:ascii="Times New Roman" w:hAnsi="Times New Roman" w:cs="Times New Roman"/>
-                <w:sz w:val="32"/>
-                <w:szCs w:val="32"/>
+                <w:sz w:val="26"/>
+                <w:szCs w:val="26"/>
               </w:rPr>
-              <w:t>Giao diện người dùng UI/UX trên thiết bị di động và máy tính</w:t>
+              <w:t>Tính năng xác thực OTP, bảo mật JWT làm việc ổn định, không gián đoạn?</w:t>
             </w:r>
           </w:p>
         </w:tc>
         <w:tc>
           <w:tcPr>
-            <w:tcW w:w="4269" w:type="dxa"/>
-            <w:shd w:val="clear" w:color="auto" w:fill="FFFFFF"/>
-            <w:tcMar>
-              <w:top w:w="100" w:type="dxa"/>
-              <w:left w:w="140" w:type="dxa"/>
-              <w:bottom w:w="100" w:type="dxa"/>
-              <w:right w:w="140" w:type="dxa"/>
-            </w:tcMar>
+            <w:tcW w:w="2592" w:type="dxa"/>
           </w:tcPr>
           <w:p>
             <w:pPr>
-              <w:spacing w:after="0" w:line="240" w:lineRule="auto"/>
+              <w:jc w:val="center"/>
               <w:rPr>
                 <w:rFonts w:ascii="Times New Roman" w:hAnsi="Times New Roman" w:cs="Times New Roman"/>
-                <w:sz w:val="32"/>
-                <w:szCs w:val="32"/>
+                <w:sz w:val="26"/>
+                <w:szCs w:val="26"/>
               </w:rPr>
             </w:pPr>
             <w:r>
               <w:rPr>
                 <w:rFonts w:ascii="Times New Roman" w:hAnsi="Times New Roman" w:cs="Times New Roman"/>
-                <w:sz w:val="32"/>
-                <w:szCs w:val="32"/>
+                <w:sz w:val="26"/>
+                <w:szCs w:val="26"/>
               </w:rPr>
-              <w:t>[ X ] 4.9/5 - Rất hài lòng (Dễ thao tác đặt hàng)</w:t>
+              <w:t xml:space="preserve">[  ] 1   [  ] 2   [  ] 3   [  ] 4   [ </w:t>
+            </w:r>
+            <w:r>
+              <w:rPr>
+                <w:rFonts w:ascii="Times New Roman" w:hAnsi="Times New Roman" w:cs="Times New Roman"/>
+                <w:sz w:val="26"/>
+                <w:szCs w:val="26"/>
+              </w:rPr>
+              <w:t>x</w:t>
+            </w:r>
+            <w:r>
+              <w:rPr>
+                <w:rFonts w:ascii="Times New Roman" w:hAnsi="Times New Roman" w:cs="Times New Roman"/>
+                <w:sz w:val="26"/>
+                <w:szCs w:val="26"/>
+              </w:rPr>
+              <w:t xml:space="preserve"> ] 5</w:t>
             </w:r>
           </w:p>
         </w:tc>
       </w:tr>
       <w:tr>
-        <w:trPr>
-          <w:jc w:val="center"/>
-        </w:trPr>
         <w:tc>
           <w:tcPr>
-            <w:tcW w:w="885" w:type="dxa"/>
-            <w:shd w:val="clear" w:color="auto" w:fill="F9FAFC"/>
-            <w:tcMar>
-              <w:top w:w="100" w:type="dxa"/>
-              <w:left w:w="140" w:type="dxa"/>
-              <w:bottom w:w="100" w:type="dxa"/>
-              <w:right w:w="140" w:type="dxa"/>
-            </w:tcMar>
+            <w:tcW w:w="864" w:type="dxa"/>
+            <w:shd w:val="clear" w:color="auto" w:fill="F2F4F7"/>
           </w:tcPr>
           <w:p>
             <w:pPr>
-              <w:spacing w:after="0" w:line="240" w:lineRule="auto"/>
+              <w:jc w:val="center"/>
               <w:rPr>
                 <w:rFonts w:ascii="Times New Roman" w:hAnsi="Times New Roman" w:cs="Times New Roman"/>
-                <w:sz w:val="32"/>
-                <w:szCs w:val="32"/>
+                <w:sz w:val="26"/>
+                <w:szCs w:val="26"/>
               </w:rPr>
             </w:pPr>
             <w:r>
               <w:rPr>
                 <w:rFonts w:ascii="Times New Roman" w:hAnsi="Times New Roman" w:cs="Times New Roman"/>
-                <w:sz w:val="32"/>
-                <w:szCs w:val="32"/>
+                <w:sz w:val="26"/>
+                <w:szCs w:val="26"/>
               </w:rPr>
               <w:t>5</w:t>
             </w:r>
@@ -885,80 +699,500 @@
         </w:tc>
         <w:tc>
           <w:tcPr>
-            <w:tcW w:w="4227" w:type="dxa"/>
-            <w:shd w:val="clear" w:color="auto" w:fill="F9FAFC"/>
-            <w:tcMar>
-              <w:top w:w="100" w:type="dxa"/>
-              <w:left w:w="140" w:type="dxa"/>
-              <w:bottom w:w="100" w:type="dxa"/>
-              <w:right w:w="140" w:type="dxa"/>
-            </w:tcMar>
+            <w:tcW w:w="6480" w:type="dxa"/>
+            <w:shd w:val="clear" w:color="auto" w:fill="F2F4F7"/>
           </w:tcPr>
           <w:p>
             <w:pPr>
-              <w:spacing w:after="0" w:line="240" w:lineRule="auto"/>
               <w:rPr>
                 <w:rFonts w:ascii="Times New Roman" w:hAnsi="Times New Roman" w:cs="Times New Roman"/>
-                <w:sz w:val="32"/>
-                <w:szCs w:val="32"/>
+                <w:sz w:val="26"/>
+                <w:szCs w:val="26"/>
               </w:rPr>
             </w:pPr>
             <w:r>
               <w:rPr>
                 <w:rFonts w:ascii="Times New Roman" w:hAnsi="Times New Roman" w:cs="Times New Roman"/>
-                <w:sz w:val="32"/>
-                <w:szCs w:val="32"/>
+                <w:sz w:val="26"/>
+                <w:szCs w:val="26"/>
               </w:rPr>
-              <w:t xml:space="preserve">Tính an toàn thông tin và bảo </w:t>
-            </w:r>
-            <w:r>
-              <w:rPr>
-                <w:rFonts w:ascii="Times New Roman" w:hAnsi="Times New Roman" w:cs="Times New Roman"/>
-                <w:sz w:val="32"/>
-                <w:szCs w:val="32"/>
-              </w:rPr>
-              <w:lastRenderedPageBreak/>
-              <w:t>mật dữ liệu khách hàng</w:t>
+              <w:t>Hệ thống đồng bộ tồn kho, đơn hàng với Main System chính xác 100%?</w:t>
             </w:r>
           </w:p>
         </w:tc>
         <w:tc>
           <w:tcPr>
-            <w:tcW w:w="4269" w:type="dxa"/>
-            <w:shd w:val="clear" w:color="auto" w:fill="F9FAFC"/>
-            <w:tcMar>
-              <w:top w:w="100" w:type="dxa"/>
-              <w:left w:w="140" w:type="dxa"/>
-              <w:bottom w:w="100" w:type="dxa"/>
-              <w:right w:w="140" w:type="dxa"/>
-            </w:tcMar>
+            <w:tcW w:w="2592" w:type="dxa"/>
+            <w:shd w:val="clear" w:color="auto" w:fill="F2F4F7"/>
           </w:tcPr>
           <w:p>
             <w:pPr>
-              <w:spacing w:after="0" w:line="240" w:lineRule="auto"/>
+              <w:jc w:val="center"/>
               <w:rPr>
                 <w:rFonts w:ascii="Times New Roman" w:hAnsi="Times New Roman" w:cs="Times New Roman"/>
-                <w:sz w:val="32"/>
-                <w:szCs w:val="32"/>
+                <w:sz w:val="26"/>
+                <w:szCs w:val="26"/>
               </w:rPr>
             </w:pPr>
             <w:r>
               <w:rPr>
                 <w:rFonts w:ascii="Times New Roman" w:hAnsi="Times New Roman" w:cs="Times New Roman"/>
-                <w:sz w:val="32"/>
-                <w:szCs w:val="32"/>
+                <w:sz w:val="26"/>
+                <w:szCs w:val="26"/>
               </w:rPr>
-              <w:lastRenderedPageBreak/>
-              <w:t xml:space="preserve">[ X ] 5/5 - Rất hài lòng (Kết </w:t>
+              <w:t xml:space="preserve">[  ] 1   [  ] 2   [  ] 3   [  ] 4   [  </w:t>
             </w:r>
             <w:r>
               <w:rPr>
                 <w:rFonts w:ascii="Times New Roman" w:hAnsi="Times New Roman" w:cs="Times New Roman"/>
-                <w:sz w:val="32"/>
-                <w:szCs w:val="32"/>
+                <w:sz w:val="26"/>
+                <w:szCs w:val="26"/>
               </w:rPr>
-              <w:lastRenderedPageBreak/>
-              <w:t>nối VPN &amp; SSL mã hóa)</w:t>
+              <w:t xml:space="preserve">x </w:t>
+            </w:r>
+            <w:r>
+              <w:rPr>
+                <w:rFonts w:ascii="Times New Roman" w:hAnsi="Times New Roman" w:cs="Times New Roman"/>
+                <w:sz w:val="26"/>
+                <w:szCs w:val="26"/>
+              </w:rPr>
+              <w:t>] 5</w:t>
+            </w:r>
+          </w:p>
+        </w:tc>
+      </w:tr>
+      <w:tr>
+        <w:tc>
+          <w:tcPr>
+            <w:tcW w:w="864" w:type="dxa"/>
+          </w:tcPr>
+          <w:p>
+            <w:pPr>
+              <w:jc w:val="center"/>
+              <w:rPr>
+                <w:rFonts w:ascii="Times New Roman" w:hAnsi="Times New Roman" w:cs="Times New Roman"/>
+                <w:sz w:val="26"/>
+                <w:szCs w:val="26"/>
+              </w:rPr>
+            </w:pPr>
+            <w:r>
+              <w:rPr>
+                <w:rFonts w:ascii="Times New Roman" w:hAnsi="Times New Roman" w:cs="Times New Roman"/>
+                <w:sz w:val="26"/>
+                <w:szCs w:val="26"/>
+              </w:rPr>
+              <w:t>6</w:t>
+            </w:r>
+          </w:p>
+        </w:tc>
+        <w:tc>
+          <w:tcPr>
+            <w:tcW w:w="6480" w:type="dxa"/>
+          </w:tcPr>
+          <w:p>
+            <w:pPr>
+              <w:rPr>
+                <w:rFonts w:ascii="Times New Roman" w:hAnsi="Times New Roman" w:cs="Times New Roman"/>
+                <w:sz w:val="26"/>
+                <w:szCs w:val="26"/>
+              </w:rPr>
+            </w:pPr>
+            <w:r>
+              <w:rPr>
+                <w:rFonts w:ascii="Times New Roman" w:hAnsi="Times New Roman" w:cs="Times New Roman"/>
+                <w:sz w:val="26"/>
+                <w:szCs w:val="26"/>
+              </w:rPr>
+              <w:t>Đội ngũ kỹ thuật hỗ trợ đào tạo và chuyển giao tài liệu vận hành chu đáo?</w:t>
+            </w:r>
+          </w:p>
+        </w:tc>
+        <w:tc>
+          <w:tcPr>
+            <w:tcW w:w="2592" w:type="dxa"/>
+          </w:tcPr>
+          <w:p>
+            <w:pPr>
+              <w:jc w:val="center"/>
+              <w:rPr>
+                <w:rFonts w:ascii="Times New Roman" w:hAnsi="Times New Roman" w:cs="Times New Roman"/>
+                <w:sz w:val="26"/>
+                <w:szCs w:val="26"/>
+              </w:rPr>
+            </w:pPr>
+            <w:r>
+              <w:rPr>
+                <w:rFonts w:ascii="Times New Roman" w:hAnsi="Times New Roman" w:cs="Times New Roman"/>
+                <w:sz w:val="26"/>
+                <w:szCs w:val="26"/>
+              </w:rPr>
+              <w:t xml:space="preserve">[  ] 1   [  ] 2   [  ] 3   [  ] 4   [  </w:t>
+            </w:r>
+            <w:r>
+              <w:rPr>
+                <w:rFonts w:ascii="Times New Roman" w:hAnsi="Times New Roman" w:cs="Times New Roman"/>
+                <w:sz w:val="26"/>
+                <w:szCs w:val="26"/>
+              </w:rPr>
+              <w:t xml:space="preserve">x </w:t>
+            </w:r>
+            <w:r>
+              <w:rPr>
+                <w:rFonts w:ascii="Times New Roman" w:hAnsi="Times New Roman" w:cs="Times New Roman"/>
+                <w:sz w:val="26"/>
+                <w:szCs w:val="26"/>
+              </w:rPr>
+              <w:t>] 5</w:t>
+            </w:r>
+          </w:p>
+        </w:tc>
+      </w:tr>
+      <w:tr>
+        <w:tc>
+          <w:tcPr>
+            <w:tcW w:w="864" w:type="dxa"/>
+            <w:shd w:val="clear" w:color="auto" w:fill="F2F4F7"/>
+          </w:tcPr>
+          <w:p>
+            <w:pPr>
+              <w:jc w:val="center"/>
+              <w:rPr>
+                <w:rFonts w:ascii="Times New Roman" w:hAnsi="Times New Roman" w:cs="Times New Roman"/>
+                <w:sz w:val="26"/>
+                <w:szCs w:val="26"/>
+              </w:rPr>
+            </w:pPr>
+            <w:r>
+              <w:rPr>
+                <w:rFonts w:ascii="Times New Roman" w:hAnsi="Times New Roman" w:cs="Times New Roman"/>
+                <w:sz w:val="26"/>
+                <w:szCs w:val="26"/>
+              </w:rPr>
+              <w:t>7</w:t>
+            </w:r>
+          </w:p>
+        </w:tc>
+        <w:tc>
+          <w:tcPr>
+            <w:tcW w:w="6480" w:type="dxa"/>
+            <w:shd w:val="clear" w:color="auto" w:fill="F2F4F7"/>
+          </w:tcPr>
+          <w:p>
+            <w:pPr>
+              <w:rPr>
+                <w:rFonts w:ascii="Times New Roman" w:hAnsi="Times New Roman" w:cs="Times New Roman"/>
+                <w:sz w:val="26"/>
+                <w:szCs w:val="26"/>
+              </w:rPr>
+            </w:pPr>
+            <w:r>
+              <w:rPr>
+                <w:rFonts w:ascii="Times New Roman" w:hAnsi="Times New Roman" w:cs="Times New Roman"/>
+                <w:sz w:val="26"/>
+                <w:szCs w:val="26"/>
+              </w:rPr>
+              <w:t>Quy trình đối soát thanh toán tự động giúp tiết kiệm thời gian vận hành?</w:t>
+            </w:r>
+          </w:p>
+        </w:tc>
+        <w:tc>
+          <w:tcPr>
+            <w:tcW w:w="2592" w:type="dxa"/>
+            <w:shd w:val="clear" w:color="auto" w:fill="F2F4F7"/>
+          </w:tcPr>
+          <w:p>
+            <w:pPr>
+              <w:jc w:val="center"/>
+              <w:rPr>
+                <w:rFonts w:ascii="Times New Roman" w:hAnsi="Times New Roman" w:cs="Times New Roman"/>
+                <w:sz w:val="26"/>
+                <w:szCs w:val="26"/>
+              </w:rPr>
+            </w:pPr>
+            <w:r>
+              <w:rPr>
+                <w:rFonts w:ascii="Times New Roman" w:hAnsi="Times New Roman" w:cs="Times New Roman"/>
+                <w:sz w:val="26"/>
+                <w:szCs w:val="26"/>
+              </w:rPr>
+              <w:t xml:space="preserve">[  ] 1   [  ] 2   [  ] 3   [  ] 4   [ </w:t>
+            </w:r>
+            <w:r>
+              <w:rPr>
+                <w:rFonts w:ascii="Times New Roman" w:hAnsi="Times New Roman" w:cs="Times New Roman"/>
+                <w:sz w:val="26"/>
+                <w:szCs w:val="26"/>
+              </w:rPr>
+              <w:t>x</w:t>
+            </w:r>
+            <w:r>
+              <w:rPr>
+                <w:rFonts w:ascii="Times New Roman" w:hAnsi="Times New Roman" w:cs="Times New Roman"/>
+                <w:sz w:val="26"/>
+                <w:szCs w:val="26"/>
+              </w:rPr>
+              <w:t xml:space="preserve"> ] 5</w:t>
+            </w:r>
+          </w:p>
+        </w:tc>
+      </w:tr>
+      <w:tr>
+        <w:tc>
+          <w:tcPr>
+            <w:tcW w:w="864" w:type="dxa"/>
+          </w:tcPr>
+          <w:p>
+            <w:pPr>
+              <w:jc w:val="center"/>
+              <w:rPr>
+                <w:rFonts w:ascii="Times New Roman" w:hAnsi="Times New Roman" w:cs="Times New Roman"/>
+                <w:sz w:val="26"/>
+                <w:szCs w:val="26"/>
+              </w:rPr>
+            </w:pPr>
+            <w:r>
+              <w:rPr>
+                <w:rFonts w:ascii="Times New Roman" w:hAnsi="Times New Roman" w:cs="Times New Roman"/>
+                <w:sz w:val="26"/>
+                <w:szCs w:val="26"/>
+              </w:rPr>
+              <w:t>8</w:t>
+            </w:r>
+          </w:p>
+        </w:tc>
+        <w:tc>
+          <w:tcPr>
+            <w:tcW w:w="6480" w:type="dxa"/>
+          </w:tcPr>
+          <w:p>
+            <w:pPr>
+              <w:rPr>
+                <w:rFonts w:ascii="Times New Roman" w:hAnsi="Times New Roman" w:cs="Times New Roman"/>
+                <w:sz w:val="26"/>
+                <w:szCs w:val="26"/>
+              </w:rPr>
+            </w:pPr>
+            <w:r>
+              <w:rPr>
+                <w:rFonts w:ascii="Times New Roman" w:hAnsi="Times New Roman" w:cs="Times New Roman"/>
+                <w:sz w:val="26"/>
+                <w:szCs w:val="26"/>
+              </w:rPr>
+              <w:t>Hệ thống hoạt động ổn định trong giai đoạn Hypercare 01 tháng sau Go-Live?</w:t>
+            </w:r>
+          </w:p>
+        </w:tc>
+        <w:tc>
+          <w:tcPr>
+            <w:tcW w:w="2592" w:type="dxa"/>
+          </w:tcPr>
+          <w:p>
+            <w:pPr>
+              <w:jc w:val="center"/>
+              <w:rPr>
+                <w:rFonts w:ascii="Times New Roman" w:hAnsi="Times New Roman" w:cs="Times New Roman"/>
+                <w:sz w:val="26"/>
+                <w:szCs w:val="26"/>
+              </w:rPr>
+            </w:pPr>
+            <w:r>
+              <w:rPr>
+                <w:rFonts w:ascii="Times New Roman" w:hAnsi="Times New Roman" w:cs="Times New Roman"/>
+                <w:sz w:val="26"/>
+                <w:szCs w:val="26"/>
+              </w:rPr>
+              <w:t xml:space="preserve">[  ] 1   [  ] 2   [  ] 3   [  ] 4   [ </w:t>
+            </w:r>
+            <w:r>
+              <w:rPr>
+                <w:rFonts w:ascii="Times New Roman" w:hAnsi="Times New Roman" w:cs="Times New Roman"/>
+                <w:sz w:val="26"/>
+                <w:szCs w:val="26"/>
+              </w:rPr>
+              <w:t>x</w:t>
+            </w:r>
+            <w:r>
+              <w:rPr>
+                <w:rFonts w:ascii="Times New Roman" w:hAnsi="Times New Roman" w:cs="Times New Roman"/>
+                <w:sz w:val="26"/>
+                <w:szCs w:val="26"/>
+              </w:rPr>
+              <w:t xml:space="preserve"> ] 5</w:t>
+            </w:r>
+          </w:p>
+        </w:tc>
+      </w:tr>
+      <w:tr>
+        <w:tc>
+          <w:tcPr>
+            <w:tcW w:w="864" w:type="dxa"/>
+            <w:shd w:val="clear" w:color="auto" w:fill="F2F4F7"/>
+          </w:tcPr>
+          <w:p>
+            <w:pPr>
+              <w:jc w:val="center"/>
+              <w:rPr>
+                <w:rFonts w:ascii="Times New Roman" w:hAnsi="Times New Roman" w:cs="Times New Roman"/>
+                <w:sz w:val="26"/>
+                <w:szCs w:val="26"/>
+              </w:rPr>
+            </w:pPr>
+            <w:r>
+              <w:rPr>
+                <w:rFonts w:ascii="Times New Roman" w:hAnsi="Times New Roman" w:cs="Times New Roman"/>
+                <w:sz w:val="26"/>
+                <w:szCs w:val="26"/>
+              </w:rPr>
+              <w:t>9</w:t>
+            </w:r>
+          </w:p>
+        </w:tc>
+        <w:tc>
+          <w:tcPr>
+            <w:tcW w:w="6480" w:type="dxa"/>
+            <w:shd w:val="clear" w:color="auto" w:fill="F2F4F7"/>
+          </w:tcPr>
+          <w:p>
+            <w:pPr>
+              <w:rPr>
+                <w:rFonts w:ascii="Times New Roman" w:hAnsi="Times New Roman" w:cs="Times New Roman"/>
+                <w:sz w:val="26"/>
+                <w:szCs w:val="26"/>
+              </w:rPr>
+            </w:pPr>
+            <w:r>
+              <w:rPr>
+                <w:rFonts w:ascii="Times New Roman" w:hAnsi="Times New Roman" w:cs="Times New Roman"/>
+                <w:sz w:val="26"/>
+                <w:szCs w:val="26"/>
+              </w:rPr>
+              <w:t>Dự án mang lại giá trị kinh doanh rõ rệt cho chuỗi cửa hàng ABC Wear?</w:t>
+            </w:r>
+          </w:p>
+        </w:tc>
+        <w:tc>
+          <w:tcPr>
+            <w:tcW w:w="2592" w:type="dxa"/>
+            <w:shd w:val="clear" w:color="auto" w:fill="F2F4F7"/>
+          </w:tcPr>
+          <w:p>
+            <w:pPr>
+              <w:jc w:val="center"/>
+              <w:rPr>
+                <w:rFonts w:ascii="Times New Roman" w:hAnsi="Times New Roman" w:cs="Times New Roman"/>
+                <w:sz w:val="26"/>
+                <w:szCs w:val="26"/>
+              </w:rPr>
+            </w:pPr>
+            <w:r>
+              <w:rPr>
+                <w:rFonts w:ascii="Times New Roman" w:hAnsi="Times New Roman" w:cs="Times New Roman"/>
+                <w:sz w:val="26"/>
+                <w:szCs w:val="26"/>
+              </w:rPr>
+              <w:t xml:space="preserve">[  ] 1   [  ] 2   [  ] 3   [  ] 4   [ </w:t>
+            </w:r>
+            <w:r>
+              <w:rPr>
+                <w:rFonts w:ascii="Times New Roman" w:hAnsi="Times New Roman" w:cs="Times New Roman"/>
+                <w:sz w:val="26"/>
+                <w:szCs w:val="26"/>
+              </w:rPr>
+              <w:t>x</w:t>
+            </w:r>
+            <w:r>
+              <w:rPr>
+                <w:rFonts w:ascii="Times New Roman" w:hAnsi="Times New Roman" w:cs="Times New Roman"/>
+                <w:sz w:val="26"/>
+                <w:szCs w:val="26"/>
+              </w:rPr>
+              <w:t xml:space="preserve"> ] 5</w:t>
+            </w:r>
+          </w:p>
+        </w:tc>
+      </w:tr>
+      <w:tr>
+        <w:tc>
+          <w:tcPr>
+            <w:tcW w:w="864" w:type="dxa"/>
+          </w:tcPr>
+          <w:p>
+            <w:pPr>
+              <w:jc w:val="center"/>
+              <w:rPr>
+                <w:rFonts w:ascii="Times New Roman" w:hAnsi="Times New Roman" w:cs="Times New Roman"/>
+                <w:sz w:val="26"/>
+                <w:szCs w:val="26"/>
+              </w:rPr>
+            </w:pPr>
+            <w:r>
+              <w:rPr>
+                <w:rFonts w:ascii="Times New Roman" w:hAnsi="Times New Roman" w:cs="Times New Roman"/>
+                <w:sz w:val="26"/>
+                <w:szCs w:val="26"/>
+              </w:rPr>
+              <w:t>10</w:t>
+            </w:r>
+          </w:p>
+        </w:tc>
+        <w:tc>
+          <w:tcPr>
+            <w:tcW w:w="6480" w:type="dxa"/>
+          </w:tcPr>
+          <w:p>
+            <w:pPr>
+              <w:rPr>
+                <w:rFonts w:ascii="Times New Roman" w:hAnsi="Times New Roman" w:cs="Times New Roman"/>
+                <w:sz w:val="26"/>
+                <w:szCs w:val="26"/>
+              </w:rPr>
+            </w:pPr>
+            <w:r>
+              <w:rPr>
+                <w:rFonts w:ascii="Times New Roman" w:hAnsi="Times New Roman" w:cs="Times New Roman"/>
+                <w:sz w:val="26"/>
+                <w:szCs w:val="26"/>
+              </w:rPr>
+              <w:t>Đánh giá tổng thể mức độ hài lòng đối với sự hợp tác của Nhà thầu?</w:t>
+            </w:r>
+          </w:p>
+        </w:tc>
+        <w:tc>
+          <w:tcPr>
+            <w:tcW w:w="2592" w:type="dxa"/>
+          </w:tcPr>
+          <w:p>
+            <w:pPr>
+              <w:jc w:val="center"/>
+              <w:rPr>
+                <w:rFonts w:ascii="Times New Roman" w:hAnsi="Times New Roman" w:cs="Times New Roman"/>
+                <w:sz w:val="26"/>
+                <w:szCs w:val="26"/>
+              </w:rPr>
+            </w:pPr>
+            <w:r>
+              <w:rPr>
+                <w:rFonts w:ascii="Times New Roman" w:hAnsi="Times New Roman" w:cs="Times New Roman"/>
+                <w:sz w:val="26"/>
+                <w:szCs w:val="26"/>
+              </w:rPr>
+              <w:t xml:space="preserve">[  ] 1   [  ] 2   [  ] 3   [  ] 4   [ </w:t>
+            </w:r>
+            <w:r>
+              <w:rPr>
+                <w:rFonts w:ascii="Times New Roman" w:hAnsi="Times New Roman" w:cs="Times New Roman"/>
+                <w:sz w:val="26"/>
+                <w:szCs w:val="26"/>
+              </w:rPr>
+              <w:t>x</w:t>
+            </w:r>
+            <w:r>
+              <w:rPr>
+                <w:rFonts w:ascii="Times New Roman" w:hAnsi="Times New Roman" w:cs="Times New Roman"/>
+                <w:sz w:val="26"/>
+                <w:szCs w:val="26"/>
+              </w:rPr>
+              <w:t xml:space="preserve"> ] 5</w:t>
             </w:r>
           </w:p>
         </w:tc>
@@ -966,513 +1200,157 @@
     </w:tbl>
     <w:p>
       <w:pPr>
-        <w:pStyle w:val="u1"/>
-        <w:spacing w:line="240" w:lineRule="auto"/>
+        <w:spacing w:after="120"/>
         <w:rPr>
           <w:rFonts w:ascii="Times New Roman" w:hAnsi="Times New Roman" w:cs="Times New Roman"/>
-          <w:color w:val="auto"/>
-          <w:sz w:val="32"/>
-          <w:szCs w:val="32"/>
+          <w:sz w:val="26"/>
+          <w:szCs w:val="26"/>
+        </w:rPr>
+      </w:pPr>
+    </w:p>
+    <w:p>
+      <w:pPr>
+        <w:pStyle w:val="u1"/>
+        <w:rPr>
+          <w:rFonts w:ascii="Times New Roman" w:hAnsi="Times New Roman" w:cs="Times New Roman"/>
+          <w:sz w:val="26"/>
+          <w:szCs w:val="26"/>
         </w:rPr>
       </w:pPr>
       <w:r>
         <w:rPr>
           <w:rFonts w:ascii="Times New Roman" w:hAnsi="Times New Roman" w:cs="Times New Roman"/>
-          <w:color w:val="auto"/>
-          <w:sz w:val="32"/>
-          <w:szCs w:val="32"/>
+          <w:color w:val="1F4E78"/>
+          <w:sz w:val="26"/>
+          <w:szCs w:val="26"/>
         </w:rPr>
-        <w:lastRenderedPageBreak/>
-        <w:t>Phần 2: Mức độ Hiện thực hóa Giá trị Kinh doanh (Business Value Realization)</w:t>
+        <w:t>3. BÀI HỌC KINH NGHIỆM VÀ KẾ HOẠCH CẢI TIẾN LÂU DÀI</w:t>
       </w:r>
     </w:p>
     <w:p>
       <w:pPr>
-        <w:pStyle w:val="Duudong"/>
-        <w:spacing w:after="0" w:line="240" w:lineRule="auto"/>
+        <w:spacing w:after="120"/>
         <w:rPr>
           <w:rFonts w:ascii="Times New Roman" w:hAnsi="Times New Roman" w:cs="Times New Roman"/>
-          <w:sz w:val="32"/>
-          <w:szCs w:val="32"/>
+          <w:sz w:val="26"/>
+          <w:szCs w:val="26"/>
         </w:rPr>
       </w:pPr>
       <w:r>
         <w:rPr>
           <w:rFonts w:ascii="Times New Roman" w:hAnsi="Times New Roman" w:cs="Times New Roman"/>
           <w:b/>
-          <w:sz w:val="32"/>
-          <w:szCs w:val="32"/>
+          <w:color w:val="333333"/>
+          <w:sz w:val="26"/>
+          <w:szCs w:val="26"/>
         </w:rPr>
-        <w:t xml:space="preserve">Mở rộng kênh bán hàng trực tuyến: </w:t>
-      </w:r>
-      <w:r>
-        <w:rPr>
-          <w:rFonts w:ascii="Times New Roman" w:hAnsi="Times New Roman" w:cs="Times New Roman"/>
-          <w:sz w:val="32"/>
-          <w:szCs w:val="32"/>
-        </w:rPr>
-        <w:t>Kênh Web Selling Site giúp kết nối đồng bộ 25 cửa hàng thời trang ABC Wear, tăng trưởng lượng đơn hàng online ngay trong tháng đầu Go-live.</w:t>
+        <w:t>1. Bài học Thành công (Success Factors):</w:t>
       </w:r>
     </w:p>
     <w:p>
       <w:pPr>
-        <w:pStyle w:val="Duudong"/>
-        <w:spacing w:after="0" w:line="240" w:lineRule="auto"/>
+        <w:spacing w:after="120"/>
         <w:rPr>
           <w:rFonts w:ascii="Times New Roman" w:hAnsi="Times New Roman" w:cs="Times New Roman"/>
-          <w:sz w:val="32"/>
-          <w:szCs w:val="32"/>
+          <w:sz w:val="26"/>
+          <w:szCs w:val="26"/>
+        </w:rPr>
+      </w:pPr>
+      <w:r>
+        <w:rPr>
+          <w:rFonts w:ascii="Times New Roman" w:hAnsi="Times New Roman" w:cs="Times New Roman"/>
+          <w:color w:val="333333"/>
+          <w:sz w:val="26"/>
+          <w:szCs w:val="26"/>
+        </w:rPr>
+        <w:t xml:space="preserve">   - Việc kiên định áp dụng Agile Scrum thuần túy với Lát cắt dọc (Vertical Slice) trong 8 Sprint giúp bàn giao tính năng chạy thực tế sau từng Sprint, tránh được rủi ro dồn dội ở cuối kỳ.</w:t>
+      </w:r>
+    </w:p>
+    <w:p>
+      <w:pPr>
+        <w:spacing w:after="120"/>
+        <w:rPr>
+          <w:rFonts w:ascii="Times New Roman" w:hAnsi="Times New Roman" w:cs="Times New Roman"/>
+          <w:sz w:val="26"/>
+          <w:szCs w:val="26"/>
+        </w:rPr>
+      </w:pPr>
+      <w:r>
+        <w:rPr>
+          <w:rFonts w:ascii="Times New Roman" w:hAnsi="Times New Roman" w:cs="Times New Roman"/>
+          <w:color w:val="333333"/>
+          <w:sz w:val="26"/>
+          <w:szCs w:val="26"/>
+        </w:rPr>
+        <w:t xml:space="preserve">   - Thiết lập lớp hạ tầng VPN và RabbitMQ giúp tách biệt Selling DB và Main DB, bảo vệ hệ thống cốt lõi an toàn tuyệt đối.</w:t>
+      </w:r>
+    </w:p>
+    <w:p>
+      <w:pPr>
+        <w:spacing w:before="80" w:after="120"/>
+        <w:rPr>
+          <w:rFonts w:ascii="Times New Roman" w:hAnsi="Times New Roman" w:cs="Times New Roman"/>
+          <w:sz w:val="26"/>
+          <w:szCs w:val="26"/>
         </w:rPr>
       </w:pPr>
       <w:r>
         <w:rPr>
           <w:rFonts w:ascii="Times New Roman" w:hAnsi="Times New Roman" w:cs="Times New Roman"/>
           <w:b/>
-          <w:sz w:val="32"/>
-          <w:szCs w:val="32"/>
+          <w:color w:val="333333"/>
+          <w:sz w:val="26"/>
+          <w:szCs w:val="26"/>
         </w:rPr>
-        <w:t xml:space="preserve">Tối ưu hóa quy trình xử lý đơn hàng: </w:t>
-      </w:r>
-      <w:r>
-        <w:rPr>
-          <w:rFonts w:ascii="Times New Roman" w:hAnsi="Times New Roman" w:cs="Times New Roman"/>
-          <w:sz w:val="32"/>
-          <w:szCs w:val="32"/>
-        </w:rPr>
-        <w:t>Tự động hóa luồng đẩy đơn hàng về Main System qua hàng đợi tin nhắn, giảm 80% thời gian nhập liệu thủ công của nhân viên vận hành.</w:t>
+        <w:t>2. Điểm cần cải tiến (Areas for Improvement):</w:t>
       </w:r>
     </w:p>
     <w:p>
       <w:pPr>
-        <w:pStyle w:val="Duudong"/>
-        <w:spacing w:after="0" w:line="240" w:lineRule="auto"/>
+        <w:spacing w:after="120"/>
         <w:rPr>
           <w:rFonts w:ascii="Times New Roman" w:hAnsi="Times New Roman" w:cs="Times New Roman"/>
-          <w:sz w:val="32"/>
-          <w:szCs w:val="32"/>
+          <w:sz w:val="26"/>
+          <w:szCs w:val="26"/>
         </w:rPr>
       </w:pPr>
       <w:r>
         <w:rPr>
           <w:rFonts w:ascii="Times New Roman" w:hAnsi="Times New Roman" w:cs="Times New Roman"/>
-          <w:b/>
-          <w:sz w:val="32"/>
-          <w:szCs w:val="32"/>
+          <w:color w:val="333333"/>
+          <w:sz w:val="26"/>
+          <w:szCs w:val="26"/>
         </w:rPr>
-        <w:t xml:space="preserve">Hiệu quả chi phí đầu tư: </w:t>
-      </w:r>
-      <w:r>
-        <w:rPr>
-          <w:rFonts w:ascii="Times New Roman" w:hAnsi="Times New Roman" w:cs="Times New Roman"/>
-          <w:sz w:val="32"/>
-          <w:szCs w:val="32"/>
-        </w:rPr>
-        <w:t>Dự án hoàn thành khớp chính xác ngân sách 897.600.000 VNĐ, không phát sinh chi phí phụ trội.</w:t>
+        <w:t xml:space="preserve">   - Cần tăng cường tần suất kiểm thử chịu tải k6 sớm từ Sprint 4 thay vì dồn vào Sprint 6-7 để phát hiện sớm các điểm nghẽn bộ nhớ đệm (Cache bottleneck).</w:t>
       </w:r>
     </w:p>
     <w:p>
       <w:pPr>
-        <w:pStyle w:val="u1"/>
-        <w:spacing w:line="240" w:lineRule="auto"/>
+        <w:spacing w:after="120"/>
         <w:rPr>
           <w:rFonts w:ascii="Times New Roman" w:hAnsi="Times New Roman" w:cs="Times New Roman"/>
-          <w:color w:val="auto"/>
-          <w:sz w:val="32"/>
-          <w:szCs w:val="32"/>
+          <w:sz w:val="26"/>
+          <w:szCs w:val="26"/>
         </w:rPr>
       </w:pPr>
       <w:r>
         <w:rPr>
           <w:rFonts w:ascii="Times New Roman" w:hAnsi="Times New Roman" w:cs="Times New Roman"/>
-          <w:color w:val="auto"/>
-          <w:sz w:val="32"/>
-          <w:szCs w:val="32"/>
+          <w:color w:val="333333"/>
+          <w:sz w:val="26"/>
+          <w:szCs w:val="26"/>
         </w:rPr>
-        <w:t>Phần 3: Đánh giá Đội ngũ Triển khai &amp; Bàn giao (Vendor &amp; Transition Performance)</w:t>
+        <w:t xml:space="preserve">   - Mở rộng thêm các kịch bản đào tạo thực hành cho nhân sự vận hành tại các cửa hàng nhỏ lẻ.</w:t>
       </w:r>
     </w:p>
-    <w:p>
-      <w:pPr>
-        <w:pStyle w:val="Duudong"/>
-        <w:spacing w:after="0" w:line="240" w:lineRule="auto"/>
-        <w:rPr>
-          <w:rFonts w:ascii="Times New Roman" w:hAnsi="Times New Roman" w:cs="Times New Roman"/>
-          <w:sz w:val="32"/>
-          <w:szCs w:val="32"/>
-        </w:rPr>
-      </w:pPr>
-      <w:r>
-        <w:rPr>
-          <w:rFonts w:ascii="Times New Roman" w:hAnsi="Times New Roman" w:cs="Times New Roman"/>
-          <w:b/>
-          <w:sz w:val="32"/>
-          <w:szCs w:val="32"/>
-        </w:rPr>
-        <w:t xml:space="preserve">Mức độ chuyên nghiệp của Đội ngũ Nhóm 09: </w:t>
-      </w:r>
-      <w:r>
-        <w:rPr>
-          <w:rFonts w:ascii="Times New Roman" w:hAnsi="Times New Roman" w:cs="Times New Roman"/>
-          <w:sz w:val="32"/>
-          <w:szCs w:val="32"/>
-        </w:rPr>
-        <w:t>PM Nguyễn Đức Tân và đội ngũ kỹ thuật hỗ trợ nhiệt tình, xử lý dứt điểm các rủi ro phát sinh trong giai đoạn Hypercare.</w:t>
-      </w:r>
-    </w:p>
-    <w:p>
-      <w:pPr>
-        <w:pStyle w:val="Duudong"/>
-        <w:spacing w:after="0" w:line="240" w:lineRule="auto"/>
-        <w:rPr>
-          <w:rFonts w:ascii="Times New Roman" w:hAnsi="Times New Roman" w:cs="Times New Roman"/>
-          <w:sz w:val="32"/>
-          <w:szCs w:val="32"/>
-        </w:rPr>
-      </w:pPr>
-      <w:r>
-        <w:rPr>
-          <w:rFonts w:ascii="Times New Roman" w:hAnsi="Times New Roman" w:cs="Times New Roman"/>
-          <w:b/>
-          <w:sz w:val="32"/>
-          <w:szCs w:val="32"/>
-        </w:rPr>
-        <w:t xml:space="preserve">Chất lượng Bộ Tài liệu bàn giao: </w:t>
-      </w:r>
-      <w:r>
-        <w:rPr>
-          <w:rFonts w:ascii="Times New Roman" w:hAnsi="Times New Roman" w:cs="Times New Roman"/>
-          <w:sz w:val="32"/>
-          <w:szCs w:val="32"/>
-        </w:rPr>
-        <w:t>Bộ tài liệu SRS, SDD, Hướng dẫn vận hành OPS và User Guide được trình bày rõ ràng, lưu trữ đầy đủ trên hệ thống DataSecurity nội bộ ngày 28/10/2026.</w:t>
-      </w:r>
-    </w:p>
-    <w:p>
-      <w:pPr>
-        <w:pStyle w:val="Duudong"/>
-        <w:spacing w:after="0" w:line="240" w:lineRule="auto"/>
-        <w:rPr>
-          <w:rFonts w:ascii="Times New Roman" w:hAnsi="Times New Roman" w:cs="Times New Roman"/>
-          <w:sz w:val="32"/>
-          <w:szCs w:val="32"/>
-        </w:rPr>
-      </w:pPr>
-      <w:r>
-        <w:rPr>
-          <w:rFonts w:ascii="Times New Roman" w:hAnsi="Times New Roman" w:cs="Times New Roman"/>
-          <w:b/>
-          <w:sz w:val="32"/>
-          <w:szCs w:val="32"/>
-        </w:rPr>
-        <w:t xml:space="preserve">Công tác Đào tạo người dùng: </w:t>
-      </w:r>
-      <w:r>
-        <w:rPr>
-          <w:rFonts w:ascii="Times New Roman" w:hAnsi="Times New Roman" w:cs="Times New Roman"/>
-          <w:sz w:val="32"/>
-          <w:szCs w:val="32"/>
-        </w:rPr>
-        <w:t>Tổ chức đào tạo đầy đủ cho nhân viên bán hàng, CSKH và bộ phận CNTT ABC Wear trước thời điểm Go-live.</w:t>
-      </w:r>
-    </w:p>
-    <w:p>
-      <w:pPr>
-        <w:pStyle w:val="u1"/>
-        <w:spacing w:line="240" w:lineRule="auto"/>
-        <w:rPr>
-          <w:rFonts w:ascii="Times New Roman" w:hAnsi="Times New Roman" w:cs="Times New Roman"/>
-          <w:color w:val="auto"/>
-          <w:sz w:val="32"/>
-          <w:szCs w:val="32"/>
-        </w:rPr>
-      </w:pPr>
-      <w:r>
-        <w:rPr>
-          <w:rFonts w:ascii="Times New Roman" w:hAnsi="Times New Roman" w:cs="Times New Roman"/>
-          <w:color w:val="auto"/>
-          <w:sz w:val="32"/>
-          <w:szCs w:val="32"/>
-        </w:rPr>
-        <w:t>Phần 4: Góp ý Cải tiến &amp; Bài học Kinh nghiệm (Lessons Learned)</w:t>
-      </w:r>
-    </w:p>
-    <w:tbl>
-      <w:tblPr>
-        <w:tblW w:w="0" w:type="auto"/>
-        <w:jc w:val="center"/>
-        <w:tblBorders>
-          <w:top w:val="single" w:sz="4" w:space="0" w:color="auto"/>
-          <w:left w:val="single" w:sz="4" w:space="0" w:color="auto"/>
-          <w:bottom w:val="single" w:sz="4" w:space="0" w:color="auto"/>
-          <w:right w:val="single" w:sz="4" w:space="0" w:color="auto"/>
-          <w:insideH w:val="single" w:sz="4" w:space="0" w:color="auto"/>
-          <w:insideV w:val="single" w:sz="4" w:space="0" w:color="auto"/>
-        </w:tblBorders>
-        <w:tblLook w:val="04A0" w:firstRow="1" w:lastRow="0" w:firstColumn="1" w:lastColumn="0" w:noHBand="0" w:noVBand="1"/>
-      </w:tblPr>
-      <w:tblGrid>
-        <w:gridCol w:w="4527"/>
-        <w:gridCol w:w="5401"/>
-      </w:tblGrid>
-      <w:tr>
-        <w:trPr>
-          <w:jc w:val="center"/>
-        </w:trPr>
-        <w:tc>
-          <w:tcPr>
-            <w:tcW w:w="4527" w:type="dxa"/>
-            <w:shd w:val="clear" w:color="auto" w:fill="F2F4F7"/>
-            <w:tcMar>
-              <w:top w:w="100" w:type="dxa"/>
-              <w:left w:w="140" w:type="dxa"/>
-              <w:bottom w:w="100" w:type="dxa"/>
-              <w:right w:w="140" w:type="dxa"/>
-            </w:tcMar>
-          </w:tcPr>
-          <w:p>
-            <w:pPr>
-              <w:spacing w:after="0" w:line="240" w:lineRule="auto"/>
-              <w:rPr>
-                <w:rFonts w:ascii="Times New Roman" w:hAnsi="Times New Roman" w:cs="Times New Roman"/>
-                <w:sz w:val="32"/>
-                <w:szCs w:val="32"/>
-              </w:rPr>
-            </w:pPr>
-            <w:r>
-              <w:rPr>
-                <w:rFonts w:ascii="Times New Roman" w:hAnsi="Times New Roman" w:cs="Times New Roman"/>
-                <w:sz w:val="32"/>
-                <w:szCs w:val="32"/>
-              </w:rPr>
-              <w:t>Điểm cần tối ưu hóa trong phiên bản tiếp theo:</w:t>
-            </w:r>
-          </w:p>
-        </w:tc>
-        <w:tc>
-          <w:tcPr>
-            <w:tcW w:w="5401" w:type="dxa"/>
-            <w:shd w:val="clear" w:color="auto" w:fill="F2F4F7"/>
-            <w:tcMar>
-              <w:top w:w="100" w:type="dxa"/>
-              <w:left w:w="140" w:type="dxa"/>
-              <w:bottom w:w="100" w:type="dxa"/>
-              <w:right w:w="140" w:type="dxa"/>
-            </w:tcMar>
-          </w:tcPr>
-          <w:p>
-            <w:pPr>
-              <w:spacing w:after="0" w:line="240" w:lineRule="auto"/>
-              <w:rPr>
-                <w:rFonts w:ascii="Times New Roman" w:hAnsi="Times New Roman" w:cs="Times New Roman"/>
-                <w:sz w:val="32"/>
-                <w:szCs w:val="32"/>
-              </w:rPr>
-            </w:pPr>
-            <w:r>
-              <w:rPr>
-                <w:rFonts w:ascii="Times New Roman" w:hAnsi="Times New Roman" w:cs="Times New Roman"/>
-                <w:sz w:val="32"/>
-                <w:szCs w:val="32"/>
-              </w:rPr>
-              <w:t>Tiếp tục tối ưu hóa truy vấn CSDL sản phẩm khi tải &gt; 10.000 bản ghi và hoàn thiện kịch bản tự động hóa đồng bộ dữ liệu khách hàng cũ.</w:t>
-            </w:r>
-          </w:p>
-        </w:tc>
-      </w:tr>
-      <w:tr>
-        <w:trPr>
-          <w:trHeight w:val="1786"/>
-          <w:jc w:val="center"/>
-        </w:trPr>
-        <w:tc>
-          <w:tcPr>
-            <w:tcW w:w="4527" w:type="dxa"/>
-            <w:shd w:val="clear" w:color="auto" w:fill="FFFFFF"/>
-            <w:tcMar>
-              <w:top w:w="100" w:type="dxa"/>
-              <w:left w:w="140" w:type="dxa"/>
-              <w:bottom w:w="100" w:type="dxa"/>
-              <w:right w:w="140" w:type="dxa"/>
-            </w:tcMar>
-          </w:tcPr>
-          <w:p>
-            <w:pPr>
-              <w:spacing w:after="0" w:line="240" w:lineRule="auto"/>
-              <w:rPr>
-                <w:rFonts w:ascii="Times New Roman" w:hAnsi="Times New Roman" w:cs="Times New Roman"/>
-                <w:sz w:val="32"/>
-                <w:szCs w:val="32"/>
-              </w:rPr>
-            </w:pPr>
-            <w:r>
-              <w:rPr>
-                <w:rFonts w:ascii="Times New Roman" w:hAnsi="Times New Roman" w:cs="Times New Roman"/>
-                <w:sz w:val="32"/>
-                <w:szCs w:val="32"/>
-              </w:rPr>
-              <w:lastRenderedPageBreak/>
-              <w:t>Đề xuất nâng cấp tính năng tương lai:</w:t>
-            </w:r>
-          </w:p>
-        </w:tc>
-        <w:tc>
-          <w:tcPr>
-            <w:tcW w:w="5401" w:type="dxa"/>
-            <w:shd w:val="clear" w:color="auto" w:fill="FFFFFF"/>
-            <w:tcMar>
-              <w:top w:w="100" w:type="dxa"/>
-              <w:left w:w="140" w:type="dxa"/>
-              <w:bottom w:w="100" w:type="dxa"/>
-              <w:right w:w="140" w:type="dxa"/>
-            </w:tcMar>
-          </w:tcPr>
-          <w:p>
-            <w:pPr>
-              <w:spacing w:after="0" w:line="240" w:lineRule="auto"/>
-              <w:rPr>
-                <w:rFonts w:ascii="Times New Roman" w:hAnsi="Times New Roman" w:cs="Times New Roman"/>
-                <w:sz w:val="32"/>
-                <w:szCs w:val="32"/>
-              </w:rPr>
-            </w:pPr>
-            <w:r>
-              <w:rPr>
-                <w:rFonts w:ascii="Times New Roman" w:hAnsi="Times New Roman" w:cs="Times New Roman"/>
-                <w:sz w:val="32"/>
-                <w:szCs w:val="32"/>
-              </w:rPr>
-              <w:t>Tích hợp thêm cổng thanh toán tự động qua QR-Code động và xây dựng tính năng CRM chăm sóc khách hàng thân thiết.</w:t>
-            </w:r>
-          </w:p>
-        </w:tc>
-      </w:tr>
-    </w:tbl>
-    <w:p>
-      <w:pPr>
-        <w:spacing w:after="0" w:line="240" w:lineRule="auto"/>
-        <w:rPr>
-          <w:rFonts w:ascii="Times New Roman" w:hAnsi="Times New Roman" w:cs="Times New Roman"/>
-          <w:sz w:val="32"/>
-          <w:szCs w:val="32"/>
-        </w:rPr>
-      </w:pPr>
-    </w:p>
     <w:sectPr>
-      <w:headerReference w:type="default" r:id="rId8"/>
-      <w:footerReference w:type="default" r:id="rId9"/>
       <w:pgSz w:w="12240" w:h="15840"/>
-      <w:pgMar w:top="1296" w:right="1296" w:bottom="1296" w:left="1296" w:header="720" w:footer="720" w:gutter="0"/>
+      <w:pgMar w:top="1440" w:right="1440" w:bottom="1440" w:left="1440" w:header="720" w:footer="720" w:gutter="0"/>
       <w:cols w:space="720"/>
       <w:docGrid w:linePitch="360"/>
     </w:sectPr>
   </w:body>
 </w:document>
-</file>
-
-<file path=word/endnotes.xml><?xml version="1.0" encoding="utf-8"?>
-<w:endnotes xmlns:wpc="http://schemas.microsoft.com/office/word/2010/wordprocessingCanvas" xmlns:cx="http://schemas.microsoft.com/office/drawing/2014/chartex" xmlns:cx1="http://schemas.microsoft.com/office/drawing/2015/9/8/chartex" xmlns:cx2="http://schemas.microsoft.com/office/drawing/2015/10/21/chartex" xmlns:cx3="http://schemas.microsoft.com/office/drawing/2016/5/9/chartex" xmlns:cx4="http://schemas.microsoft.com/office/drawing/2016/5/10/chartex" xmlns:cx5="http://schemas.microsoft.com/office/drawing/2016/5/11/chartex" xmlns:cx6="http://schemas.microsoft.com/office/drawing/2016/5/12/chartex" xmlns:cx7="http://schemas.microsoft.com/office/drawing/2016/5/13/chartex" xmlns:cx8="http://schemas.microsoft.com/office/drawing/2016/5/14/chartex" xmlns:mc="http://schemas.openxmlformats.org/markup-compatibility/2006" xmlns:aink="http://schemas.microsoft.com/office/drawing/2016/ink" xmlns:am3d="http://schemas.microsoft.com/office/drawing/2017/model3d" xmlns:o="urn:schemas-microsoft-com:office:office" xmlns:oel="http://schemas.microsoft.com/office/2019/extlst" xmlns:r="http://schemas.openxmlformats.org/officeDocument/2006/relationships" xmlns:m="http://schemas.openxmlformats.org/officeDocument/2006/math" xmlns:v="urn:schemas-microsoft-com:vml" xmlns:wp14="http://schemas.microsoft.com/office/word/2010/wordprocessingDrawing" xmlns:wp="http://schemas.openxmlformats.org/drawingml/2006/wordprocessingDrawing" xmlns:w10="urn:schemas-microsoft-com:office:word" xmlns:w="http://schemas.openxmlformats.org/wordprocessingml/2006/main" xmlns:w14="http://schemas.microsoft.com/office/word/2010/wordml" xmlns:w15="http://schemas.microsoft.com/office/word/2012/wordml" xmlns:w16cex="http://schemas.microsoft.com/office/word/2018/wordml/cex" xmlns:w16cid="http://schemas.microsoft.com/office/word/2016/wordml/cid" xmlns:w16="http://schemas.microsoft.com/office/word/2018/wordml" xmlns:w16du="http://schemas.microsoft.com/office/word/2023/wordml/word16du" xmlns:w16sdtdh="http://schemas.microsoft.com/office/word/2020/wordml/sdtdatahash" xmlns:w16sdtfl="http://schemas.microsoft.com/office/word/2024/wordml/sdtformatlock" xmlns:w16se="http://schemas.microsoft.com/office/word/2015/wordml/symex" xmlns:wpg="http://schemas.microsoft.com/office/word/2010/wordprocessingGroup" xmlns:wpi="http://schemas.microsoft.com/office/word/2010/wordprocessingInk" xmlns:wne="http://schemas.microsoft.com/office/word/2006/wordml" xmlns:wps="http://schemas.microsoft.com/office/word/2010/wordprocessingShape" mc:Ignorable="w14 w15 w16se w16cid w16 w16cex w16sdtdh w16sdtfl w16du wp14">
-  <w:endnote w:type="separator" w:id="-1">
-    <w:p>
-      <w:pPr>
-        <w:spacing w:after="0" w:line="240" w:lineRule="auto"/>
-      </w:pPr>
-      <w:r>
-        <w:separator/>
-      </w:r>
-    </w:p>
-  </w:endnote>
-  <w:endnote w:type="continuationSeparator" w:id="0">
-    <w:p>
-      <w:pPr>
-        <w:spacing w:after="0" w:line="240" w:lineRule="auto"/>
-      </w:pPr>
-      <w:r>
-        <w:continuationSeparator/>
-      </w:r>
-    </w:p>
-  </w:endnote>
-</w:endnotes>
-</file>
-
-<file path=word/footer1.xml><?xml version="1.0" encoding="utf-8"?>
-<w:ftr xmlns:wpc="http://schemas.microsoft.com/office/word/2010/wordprocessingCanvas" xmlns:cx="http://schemas.microsoft.com/office/drawing/2014/chartex" xmlns:cx1="http://schemas.microsoft.com/office/drawing/2015/9/8/chartex" xmlns:cx2="http://schemas.microsoft.com/office/drawing/2015/10/21/chartex" xmlns:cx3="http://schemas.microsoft.com/office/drawing/2016/5/9/chartex" xmlns:cx4="http://schemas.microsoft.com/office/drawing/2016/5/10/chartex" xmlns:cx5="http://schemas.microsoft.com/office/drawing/2016/5/11/chartex" xmlns:cx6="http://schemas.microsoft.com/office/drawing/2016/5/12/chartex" xmlns:cx7="http://schemas.microsoft.com/office/drawing/2016/5/13/chartex" xmlns:cx8="http://schemas.microsoft.com/office/drawing/2016/5/14/chartex" xmlns:mc="http://schemas.openxmlformats.org/markup-compatibility/2006" xmlns:aink="http://schemas.microsoft.com/office/drawing/2016/ink" xmlns:am3d="http://schemas.microsoft.com/office/drawing/2017/model3d" xmlns:o="urn:schemas-microsoft-com:office:office" xmlns:oel="http://schemas.microsoft.com/office/2019/extlst" xmlns:r="http://schemas.openxmlformats.org/officeDocument/2006/relationships" xmlns:m="http://schemas.openxmlformats.org/officeDocument/2006/math" xmlns:v="urn:schemas-microsoft-com:vml" xmlns:wp14="http://schemas.microsoft.com/office/word/2010/wordprocessingDrawing" xmlns:wp="http://schemas.openxmlformats.org/drawingml/2006/wordprocessingDrawing" xmlns:w10="urn:schemas-microsoft-com:office:word" xmlns:w="http://schemas.openxmlformats.org/wordprocessingml/2006/main" xmlns:w14="http://schemas.microsoft.com/office/word/2010/wordml" xmlns:w15="http://schemas.microsoft.com/office/word/2012/wordml" xmlns:w16cex="http://schemas.microsoft.com/office/word/2018/wordml/cex" xmlns:w16cid="http://schemas.microsoft.com/office/word/2016/wordml/cid" xmlns:w16="http://schemas.microsoft.com/office/word/2018/wordml" xmlns:w16du="http://schemas.microsoft.com/office/word/2023/wordml/word16du" xmlns:w16sdtdh="http://schemas.microsoft.com/office/word/2020/wordml/sdtdatahash" xmlns:w16sdtfl="http://schemas.microsoft.com/office/word/2024/wordml/sdtformatlock" xmlns:w16se="http://schemas.microsoft.com/office/word/2015/wordml/symex" xmlns:wpg="http://schemas.microsoft.com/office/word/2010/wordprocessingGroup" xmlns:wpi="http://schemas.microsoft.com/office/word/2010/wordprocessingInk" xmlns:wne="http://schemas.microsoft.com/office/word/2006/wordml" xmlns:wps="http://schemas.microsoft.com/office/word/2010/wordprocessingShape" mc:Ignorable="w14 w15 w16se w16cid w16 w16cex w16sdtdh w16sdtfl w16du wp14">
-  <w:p>
-    <w:pPr>
-      <w:pStyle w:val="Chntrang"/>
-      <w:jc w:val="center"/>
-    </w:pPr>
-    <w:r>
-      <w:rPr>
-        <w:rFonts w:ascii="Arial" w:hAnsi="Arial"/>
-        <w:color w:val="787878"/>
-        <w:sz w:val="18"/>
-      </w:rPr>
-      <w:t xml:space="preserve">Dự án ABC Wear | Trang </w:t>
-    </w:r>
-    <w:r>
-      <w:fldChar w:fldCharType="begin"/>
-    </w:r>
-    <w:r>
-      <w:instrText>PAGE</w:instrText>
-    </w:r>
-    <w:r>
-      <w:fldChar w:fldCharType="separate"/>
-    </w:r>
-    <w:r>
-      <w:rPr>
-        <w:noProof/>
-      </w:rPr>
-      <w:t>1</w:t>
-    </w:r>
-    <w:r>
-      <w:fldChar w:fldCharType="end"/>
-    </w:r>
-  </w:p>
-</w:ftr>
-</file>
-
-<file path=word/footnotes.xml><?xml version="1.0" encoding="utf-8"?>
-<w:footnotes xmlns:wpc="http://schemas.microsoft.com/office/word/2010/wordprocessingCanvas" xmlns:cx="http://schemas.microsoft.com/office/drawing/2014/chartex" xmlns:cx1="http://schemas.microsoft.com/office/drawing/2015/9/8/chartex" xmlns:cx2="http://schemas.microsoft.com/office/drawing/2015/10/21/chartex" xmlns:cx3="http://schemas.microsoft.com/office/drawing/2016/5/9/chartex" xmlns:cx4="http://schemas.microsoft.com/office/drawing/2016/5/10/chartex" xmlns:cx5="http://schemas.microsoft.com/office/drawing/2016/5/11/chartex" xmlns:cx6="http://schemas.microsoft.com/office/drawing/2016/5/12/chartex" xmlns:cx7="http://schemas.microsoft.com/office/drawing/2016/5/13/chartex" xmlns:cx8="http://schemas.microsoft.com/office/drawing/2016/5/14/chartex" xmlns:mc="http://schemas.openxmlformats.org/markup-compatibility/2006" xmlns:aink="http://schemas.microsoft.com/office/drawing/2016/ink" xmlns:am3d="http://schemas.microsoft.com/office/drawing/2017/model3d" xmlns:o="urn:schemas-microsoft-com:office:office" xmlns:oel="http://schemas.microsoft.com/office/2019/extlst" xmlns:r="http://schemas.openxmlformats.org/officeDocument/2006/relationships" xmlns:m="http://schemas.openxmlformats.org/officeDocument/2006/math" xmlns:v="urn:schemas-microsoft-com:vml" xmlns:wp14="http://schemas.microsoft.com/office/word/2010/wordprocessingDrawing" xmlns:wp="http://schemas.openxmlformats.org/drawingml/2006/wordprocessingDrawing" xmlns:w10="urn:schemas-microsoft-com:office:word" xmlns:w="http://schemas.openxmlformats.org/wordprocessingml/2006/main" xmlns:w14="http://schemas.microsoft.com/office/word/2010/wordml" xmlns:w15="http://schemas.microsoft.com/office/word/2012/wordml" xmlns:w16cex="http://schemas.microsoft.com/office/word/2018/wordml/cex" xmlns:w16cid="http://schemas.microsoft.com/office/word/2016/wordml/cid" xmlns:w16="http://schemas.microsoft.com/office/word/2018/wordml" xmlns:w16du="http://schemas.microsoft.com/office/word/2023/wordml/word16du" xmlns:w16sdtdh="http://schemas.microsoft.com/office/word/2020/wordml/sdtdatahash" xmlns:w16sdtfl="http://schemas.microsoft.com/office/word/2024/wordml/sdtformatlock" xmlns:w16se="http://schemas.microsoft.com/office/word/2015/wordml/symex" xmlns:wpg="http://schemas.microsoft.com/office/word/2010/wordprocessingGroup" xmlns:wpi="http://schemas.microsoft.com/office/word/2010/wordprocessingInk" xmlns:wne="http://schemas.microsoft.com/office/word/2006/wordml" xmlns:wps="http://schemas.microsoft.com/office/word/2010/wordprocessingShape" mc:Ignorable="w14 w15 w16se w16cid w16 w16cex w16sdtdh w16sdtfl w16du wp14">
-  <w:footnote w:type="separator" w:id="-1">
-    <w:p>
-      <w:pPr>
-        <w:spacing w:after="0" w:line="240" w:lineRule="auto"/>
-      </w:pPr>
-      <w:r>
-        <w:separator/>
-      </w:r>
-    </w:p>
-  </w:footnote>
-  <w:footnote w:type="continuationSeparator" w:id="0">
-    <w:p>
-      <w:pPr>
-        <w:spacing w:after="0" w:line="240" w:lineRule="auto"/>
-      </w:pPr>
-      <w:r>
-        <w:continuationSeparator/>
-      </w:r>
-    </w:p>
-  </w:footnote>
-</w:footnotes>
-</file>
-
-<file path=word/header1.xml><?xml version="1.0" encoding="utf-8"?>
-<w:hdr xmlns:wpc="http://schemas.microsoft.com/office/word/2010/wordprocessingCanvas" xmlns:cx="http://schemas.microsoft.com/office/drawing/2014/chartex" xmlns:cx1="http://schemas.microsoft.com/office/drawing/2015/9/8/chartex" xmlns:cx2="http://schemas.microsoft.com/office/drawing/2015/10/21/chartex" xmlns:cx3="http://schemas.microsoft.com/office/drawing/2016/5/9/chartex" xmlns:cx4="http://schemas.microsoft.com/office/drawing/2016/5/10/chartex" xmlns:cx5="http://schemas.microsoft.com/office/drawing/2016/5/11/chartex" xmlns:cx6="http://schemas.microsoft.com/office/drawing/2016/5/12/chartex" xmlns:cx7="http://schemas.microsoft.com/office/drawing/2016/5/13/chartex" xmlns:cx8="http://schemas.microsoft.com/office/drawing/2016/5/14/chartex" xmlns:mc="http://schemas.openxmlformats.org/markup-compatibility/2006" xmlns:aink="http://schemas.microsoft.com/office/drawing/2016/ink" xmlns:am3d="http://schemas.microsoft.com/office/drawing/2017/model3d" xmlns:o="urn:schemas-microsoft-com:office:office" xmlns:oel="http://schemas.microsoft.com/office/2019/extlst" xmlns:r="http://schemas.openxmlformats.org/officeDocument/2006/relationships" xmlns:m="http://schemas.openxmlformats.org/officeDocument/2006/math" xmlns:v="urn:schemas-microsoft-com:vml" xmlns:wp14="http://schemas.microsoft.com/office/word/2010/wordprocessingDrawing" xmlns:wp="http://schemas.openxmlformats.org/drawingml/2006/wordprocessingDrawing" xmlns:w10="urn:schemas-microsoft-com:office:word" xmlns:w="http://schemas.openxmlformats.org/wordprocessingml/2006/main" xmlns:w14="http://schemas.microsoft.com/office/word/2010/wordml" xmlns:w15="http://schemas.microsoft.com/office/word/2012/wordml" xmlns:w16cex="http://schemas.microsoft.com/office/word/2018/wordml/cex" xmlns:w16cid="http://schemas.microsoft.com/office/word/2016/wordml/cid" xmlns:w16="http://schemas.microsoft.com/office/word/2018/wordml" xmlns:w16du="http://schemas.microsoft.com/office/word/2023/wordml/word16du" xmlns:w16sdtdh="http://schemas.microsoft.com/office/word/2020/wordml/sdtdatahash" xmlns:w16sdtfl="http://schemas.microsoft.com/office/word/2024/wordml/sdtformatlock" xmlns:w16se="http://schemas.microsoft.com/office/word/2015/wordml/symex" xmlns:wpg="http://schemas.microsoft.com/office/word/2010/wordprocessingGroup" xmlns:wpi="http://schemas.microsoft.com/office/word/2010/wordprocessingInk" xmlns:wne="http://schemas.microsoft.com/office/word/2006/wordml" xmlns:wps="http://schemas.microsoft.com/office/word/2010/wordprocessingShape" mc:Ignorable="w14 w15 w16se w16cid w16 w16cex w16sdtdh w16sdtfl w16du wp14">
-  <w:p>
-    <w:pPr>
-      <w:pStyle w:val="utrang"/>
-      <w:jc w:val="right"/>
-    </w:pPr>
-    <w:r>
-      <w:rPr>
-        <w:rFonts w:ascii="Arial" w:hAnsi="Arial"/>
-        <w:color w:val="787878"/>
-        <w:sz w:val="17"/>
-      </w:rPr>
-      <w:t>Post Implementation Review &amp; Survey v2.0</w:t>
-    </w:r>
-  </w:p>
-</w:hdr>
 </file>
 
 <file path=word/numbering.xml><?xml version="1.0" encoding="utf-8"?>
@@ -1648,31 +1526,31 @@
       </w:rPr>
     </w:lvl>
   </w:abstractNum>
-  <w:num w:numId="1" w16cid:durableId="88161753">
+  <w:num w:numId="1" w16cid:durableId="1669869773">
     <w:abstractNumId w:val="8"/>
   </w:num>
-  <w:num w:numId="2" w16cid:durableId="233007917">
+  <w:num w:numId="2" w16cid:durableId="1757511343">
     <w:abstractNumId w:val="6"/>
   </w:num>
-  <w:num w:numId="3" w16cid:durableId="1718892661">
+  <w:num w:numId="3" w16cid:durableId="788164291">
     <w:abstractNumId w:val="5"/>
   </w:num>
-  <w:num w:numId="4" w16cid:durableId="1356692196">
+  <w:num w:numId="4" w16cid:durableId="946737288">
     <w:abstractNumId w:val="4"/>
   </w:num>
-  <w:num w:numId="5" w16cid:durableId="819813207">
+  <w:num w:numId="5" w16cid:durableId="1113397828">
     <w:abstractNumId w:val="7"/>
   </w:num>
-  <w:num w:numId="6" w16cid:durableId="807942825">
+  <w:num w:numId="6" w16cid:durableId="1203440178">
     <w:abstractNumId w:val="3"/>
   </w:num>
-  <w:num w:numId="7" w16cid:durableId="19598173">
+  <w:num w:numId="7" w16cid:durableId="1343358900">
     <w:abstractNumId w:val="2"/>
   </w:num>
-  <w:num w:numId="8" w16cid:durableId="1077896460">
+  <w:num w:numId="8" w16cid:durableId="925380915">
     <w:abstractNumId w:val="1"/>
   </w:num>
-  <w:num w:numId="9" w16cid:durableId="608045967">
+  <w:num w:numId="9" w16cid:durableId="95760775">
     <w:abstractNumId w:val="0"/>
   </w:num>
 </w:numbering>
